--- a/Report format.docx
+++ b/Report format.docx
@@ -13,13 +13,52 @@
         </w:rPr>
       </w:pPr>
       <w:r>
-        <w:t xml:space="preserve">  </w:t>
-      </w:r>
-      <w:r>
         <w:rPr>
           <w:lang w:val="en-IN"/>
         </w:rPr>
         <w:t>SMARTPCB-XAI</w:t>
+      </w:r>
+    </w:p>
+    <w:p>
+      <w:pPr>
+        <w:pStyle w:val="Heading1"/>
+        <w:spacing w:before="330"/>
+        <w:ind w:left="183" w:hanging="183"/>
+        <w:rPr>
+          <w:lang w:val="en-IN"/>
+        </w:rPr>
+      </w:pPr>
+      <w:r>
+        <w:rPr>
+          <w:lang w:val="en-IN"/>
+        </w:rPr>
+        <w:t xml:space="preserve">AN EXPLAINABLE AI-BASED PCB </w:t>
+      </w:r>
+      <w:proofErr w:type="gramStart"/>
+      <w:r>
+        <w:rPr>
+          <w:lang w:val="en-IN"/>
+        </w:rPr>
+        <w:t xml:space="preserve">INSPECTION </w:t>
+      </w:r>
+      <w:r>
+        <w:rPr>
+          <w:lang w:val="en-IN"/>
+        </w:rPr>
+        <w:t xml:space="preserve"> </w:t>
+      </w:r>
+      <w:r>
+        <w:rPr>
+          <w:lang w:val="en-IN"/>
+        </w:rPr>
+        <w:t>AND</w:t>
+      </w:r>
+      <w:proofErr w:type="gramEnd"/>
+      <w:r>
+        <w:rPr>
+          <w:lang w:val="en-IN"/>
+        </w:rPr>
+        <w:t xml:space="preserve"> DECISION SUPPORT SYSTEM</w:t>
       </w:r>
     </w:p>
     <w:p>
@@ -31,27 +70,6 @@
           <w:lang w:val="en-IN"/>
         </w:rPr>
       </w:pPr>
-      <w:r>
-        <w:rPr>
-          <w:lang w:val="en-IN"/>
-        </w:rPr>
-        <w:t>AN EXPLAINABLE AI-BASED PCB INSPECTION AND DECISION SUPPORT SYSTEM</w:t>
-      </w:r>
-    </w:p>
-    <w:p>
-      <w:pPr>
-        <w:pStyle w:val="Heading1"/>
-        <w:spacing w:before="330"/>
-        <w:ind w:left="1698" w:hanging="183"/>
-        <w:jc w:val="left"/>
-        <w:rPr>
-          <w:b w:val="0"/>
-          <w:bCs w:val="0"/>
-        </w:rPr>
-      </w:pPr>
-      <w:r>
-        <w:t xml:space="preserve">                                </w:t>
-      </w:r>
     </w:p>
     <w:p>
       <w:pPr>
@@ -147,7 +165,7 @@
     <w:p>
       <w:pPr>
         <w:spacing w:before="1" w:line="379" w:lineRule="auto"/>
-        <w:ind w:left="3422" w:right="3397"/>
+        <w:ind w:left="3422"/>
         <w:jc w:val="both"/>
         <w:rPr>
           <w:b/>
@@ -159,7 +177,21 @@
           <w:b/>
           <w:sz w:val="28"/>
         </w:rPr>
-        <w:t>ABISHAREBEKKAL T</w:t>
+        <w:t>ABISHAREBEKKA</w:t>
+      </w:r>
+      <w:r>
+        <w:rPr>
+          <w:b/>
+          <w:sz w:val="28"/>
+        </w:rPr>
+        <w:t xml:space="preserve">L </w:t>
+      </w:r>
+      <w:r>
+        <w:rPr>
+          <w:b/>
+          <w:sz w:val="28"/>
+        </w:rPr>
+        <w:t>T</w:t>
       </w:r>
     </w:p>
     <w:p>
@@ -177,7 +209,14 @@
           <w:b/>
           <w:sz w:val="28"/>
         </w:rPr>
-        <w:t>23ITR048</w:t>
+        <w:t>23ITR0</w:t>
+      </w:r>
+      <w:r>
+        <w:rPr>
+          <w:b/>
+          <w:sz w:val="28"/>
+        </w:rPr>
+        <w:t>01</w:t>
       </w:r>
     </w:p>
     <w:p>
@@ -187,6 +226,7 @@
         <w:jc w:val="center"/>
         <w:rPr>
           <w:b/>
+          <w:spacing w:val="-10"/>
           <w:sz w:val="28"/>
         </w:rPr>
       </w:pPr>
@@ -217,55 +257,22 @@
     </w:p>
     <w:p>
       <w:pPr>
-        <w:spacing w:before="158"/>
-        <w:ind w:right="101"/>
+        <w:spacing w:before="1" w:line="379" w:lineRule="auto"/>
+        <w:ind w:left="3422" w:right="3397"/>
         <w:jc w:val="center"/>
         <w:rPr>
           <w:b/>
-          <w:sz w:val="24"/>
+          <w:sz w:val="28"/>
         </w:rPr>
       </w:pPr>
       <w:r>
         <w:rPr>
           <w:b/>
-          <w:spacing w:val="-2"/>
-          <w:sz w:val="24"/>
-        </w:rPr>
-        <w:t>2</w:t>
-      </w:r>
-      <w:r>
-        <w:rPr>
-          <w:b/>
-          <w:spacing w:val="-2"/>
-          <w:sz w:val="24"/>
-        </w:rPr>
-        <w:t>3</w:t>
-      </w:r>
-      <w:r>
-        <w:rPr>
-          <w:b/>
-          <w:spacing w:val="-2"/>
-          <w:sz w:val="24"/>
-        </w:rPr>
-        <w:t>ITR0</w:t>
-      </w:r>
-      <w:r>
-        <w:rPr>
-          <w:b/>
-          <w:spacing w:val="-2"/>
-          <w:sz w:val="24"/>
-        </w:rPr>
-        <w:t>48</w:t>
-      </w:r>
-    </w:p>
-    <w:p>
-      <w:pPr>
-        <w:pStyle w:val="BodyText"/>
-        <w:spacing w:before="183"/>
-        <w:rPr>
-          <w:b/>
-        </w:rPr>
-      </w:pPr>
+          <w:spacing w:val="-10"/>
+          <w:sz w:val="28"/>
+        </w:rPr>
+        <w:t>23ITR048</w:t>
+      </w:r>
     </w:p>
     <w:p>
       <w:pPr>
@@ -971,18 +978,25 @@
         <w:ind w:left="64" w:right="202" w:firstLine="719"/>
         <w:jc w:val="both"/>
         <w:rPr>
+          <w:sz w:val="24"/>
+        </w:rPr>
+      </w:pPr>
+      <w:r>
+        <w:rPr>
+          <w:sz w:val="24"/>
+        </w:rPr>
+        <w:t xml:space="preserve">This is to certify that the project report titled </w:t>
+      </w:r>
+      <w:r>
+        <w:rPr>
           <w:b/>
           <w:bCs/>
           <w:sz w:val="24"/>
           <w:lang w:val="en-IN"/>
         </w:rPr>
-      </w:pPr>
-      <w:r>
-        <w:rPr>
-          <w:sz w:val="24"/>
-        </w:rPr>
-        <w:t xml:space="preserve">This is to certify that the project report titled </w:t>
-      </w:r>
+        <w:t>SMARTPCB-</w:t>
+      </w:r>
+      <w:proofErr w:type="gramStart"/>
       <w:r>
         <w:rPr>
           <w:b/>
@@ -990,21 +1004,17 @@
           <w:sz w:val="24"/>
           <w:lang w:val="en-IN"/>
         </w:rPr>
-        <w:t>SMARTPCB-XAI</w:t>
-      </w:r>
-    </w:p>
-    <w:p>
-      <w:pPr>
-        <w:spacing w:line="360" w:lineRule="auto"/>
-        <w:ind w:left="64" w:right="202" w:firstLine="719"/>
-        <w:jc w:val="both"/>
+        <w:t>XAI</w:t>
+      </w:r>
+      <w:r>
         <w:rPr>
           <w:b/>
           <w:bCs/>
           <w:sz w:val="24"/>
           <w:lang w:val="en-IN"/>
         </w:rPr>
-      </w:pPr>
+        <w:t xml:space="preserve">  </w:t>
+      </w:r>
       <w:r>
         <w:rPr>
           <w:b/>
@@ -1012,8 +1022,9 @@
           <w:sz w:val="24"/>
           <w:lang w:val="en-IN"/>
         </w:rPr>
-        <w:t>AN EXPLAINABLE AI-BASED PCB INSPECTION AND DECISION SUPPORT SYSTEM</w:t>
-      </w:r>
+        <w:t>AN</w:t>
+      </w:r>
+      <w:proofErr w:type="gramEnd"/>
       <w:r>
         <w:rPr>
           <w:b/>
@@ -1021,6 +1032,15 @@
           <w:sz w:val="24"/>
           <w:lang w:val="en-IN"/>
         </w:rPr>
+        <w:t xml:space="preserve"> EXPLAINABLE AI-BASED PCB INSPECTION AND DECISION SUPPORT SYSTEM</w:t>
+      </w:r>
+      <w:r>
+        <w:rPr>
+          <w:b/>
+          <w:bCs/>
+          <w:sz w:val="24"/>
+          <w:lang w:val="en-IN"/>
+        </w:rPr>
         <w:t xml:space="preserve"> </w:t>
       </w:r>
       <w:r>
@@ -1095,42 +1115,7 @@
           <w:b/>
           <w:sz w:val="24"/>
         </w:rPr>
-        <w:t>A</w:t>
-      </w:r>
-      <w:r>
-        <w:rPr>
-          <w:b/>
-          <w:sz w:val="24"/>
-        </w:rPr>
-        <w:t>BISHA</w:t>
-      </w:r>
-      <w:r>
-        <w:rPr>
-          <w:b/>
-          <w:sz w:val="24"/>
-        </w:rPr>
-        <w:t xml:space="preserve"> </w:t>
-      </w:r>
-      <w:r>
-        <w:rPr>
-          <w:b/>
-          <w:sz w:val="24"/>
-        </w:rPr>
-        <w:t>REBEKKAL</w:t>
-      </w:r>
-      <w:r>
-        <w:rPr>
-          <w:b/>
-          <w:sz w:val="24"/>
-        </w:rPr>
-        <w:t xml:space="preserve"> </w:t>
-      </w:r>
-      <w:r>
-        <w:rPr>
-          <w:b/>
-          <w:sz w:val="24"/>
-        </w:rPr>
-        <w:t>T</w:t>
+        <w:t>ABISHA REBEKKAL T</w:t>
       </w:r>
       <w:r>
         <w:rPr>
@@ -1144,52 +1129,14 @@
         <w:rPr>
           <w:sz w:val="24"/>
         </w:rPr>
-        <w:t>(2</w:t>
-      </w:r>
-      <w:r>
-        <w:rPr>
-          <w:sz w:val="24"/>
-        </w:rPr>
-        <w:t>3</w:t>
-      </w:r>
-      <w:r>
-        <w:rPr>
-          <w:sz w:val="24"/>
-        </w:rPr>
-        <w:t>ITR00</w:t>
-      </w:r>
-      <w:r>
-        <w:rPr>
-          <w:sz w:val="24"/>
-        </w:rPr>
-        <w:t xml:space="preserve">1) </w:t>
-      </w:r>
-      <w:r>
-        <w:rPr>
-          <w:sz w:val="24"/>
-        </w:rPr>
-        <w:t xml:space="preserve">and </w:t>
+        <w:t xml:space="preserve">(23ITR001) and </w:t>
       </w:r>
       <w:r>
         <w:rPr>
           <w:b/>
           <w:sz w:val="24"/>
         </w:rPr>
-        <w:t>GOWRI</w:t>
-      </w:r>
-      <w:r>
-        <w:rPr>
-          <w:b/>
-          <w:sz w:val="24"/>
-        </w:rPr>
-        <w:t xml:space="preserve"> </w:t>
-      </w:r>
-      <w:r>
-        <w:rPr>
-          <w:b/>
-          <w:sz w:val="24"/>
-        </w:rPr>
-        <w:t>D</w:t>
+        <w:t>GOWRI D</w:t>
       </w:r>
       <w:r>
         <w:rPr>
@@ -1203,31 +1150,7 @@
         <w:rPr>
           <w:sz w:val="24"/>
         </w:rPr>
-        <w:t>(2</w:t>
-      </w:r>
-      <w:r>
-        <w:rPr>
-          <w:sz w:val="24"/>
-        </w:rPr>
-        <w:t>3</w:t>
-      </w:r>
-      <w:r>
-        <w:rPr>
-          <w:sz w:val="24"/>
-        </w:rPr>
-        <w:t>ITR0</w:t>
-      </w:r>
-      <w:r>
-        <w:rPr>
-          <w:sz w:val="24"/>
-        </w:rPr>
-        <w:t>48</w:t>
-      </w:r>
-      <w:r>
-        <w:rPr>
-          <w:sz w:val="24"/>
-        </w:rPr>
-        <w:t>)</w:t>
+        <w:t>(23ITR048)</w:t>
       </w:r>
       <w:r>
         <w:rPr>
@@ -2465,15 +2388,7 @@
           <w:spacing w:val="-2"/>
           <w:sz w:val="24"/>
         </w:rPr>
-        <w:t>GOWRI D</w:t>
-      </w:r>
-      <w:r>
-        <w:rPr>
-          <w:b/>
-          <w:spacing w:val="-2"/>
-          <w:sz w:val="24"/>
-        </w:rPr>
-        <w:t xml:space="preserve"> </w:t>
+        <w:t xml:space="preserve">GOWRI D </w:t>
       </w:r>
       <w:r>
         <w:rPr>
@@ -2481,39 +2396,7 @@
           <w:spacing w:val="-4"/>
           <w:sz w:val="24"/>
         </w:rPr>
-        <w:t>(2</w:t>
-      </w:r>
-      <w:r>
-        <w:rPr>
-          <w:b/>
-          <w:spacing w:val="-4"/>
-          <w:sz w:val="24"/>
-        </w:rPr>
-        <w:t>3</w:t>
-      </w:r>
-      <w:r>
-        <w:rPr>
-          <w:b/>
-          <w:spacing w:val="-4"/>
-          <w:sz w:val="24"/>
-        </w:rPr>
-        <w:t>ITR0</w:t>
-      </w:r>
-      <w:r>
-        <w:rPr>
-          <w:b/>
-          <w:spacing w:val="-4"/>
-          <w:sz w:val="24"/>
-        </w:rPr>
-        <w:t>48</w:t>
-      </w:r>
-      <w:r>
-        <w:rPr>
-          <w:b/>
-          <w:spacing w:val="-4"/>
-          <w:sz w:val="24"/>
-        </w:rPr>
-        <w:t>)</w:t>
+        <w:t>(23ITR048)</w:t>
       </w:r>
     </w:p>
     <w:p>
@@ -4064,7 +3947,31 @@
         <w:t xml:space="preserve"> </w:t>
       </w:r>
       <w:r>
-        <w:t>teaching, love, encouragement and support.</w:t>
+        <w:t>teaching,</w:t>
+      </w:r>
+      <w:r>
+        <w:tab/>
+      </w:r>
+      <w:r>
+        <w:t>love,</w:t>
+      </w:r>
+      <w:r>
+        <w:tab/>
+      </w:r>
+      <w:r>
+        <w:t>encouragement</w:t>
+      </w:r>
+      <w:r>
+        <w:tab/>
+      </w:r>
+      <w:r>
+        <w:t>and</w:t>
+      </w:r>
+      <w:r>
+        <w:tab/>
+      </w:r>
+      <w:r>
+        <w:t>support.</w:t>
       </w:r>
     </w:p>
     <w:p>
@@ -6706,36 +6613,31 @@
         <w:tblLook w:val="01E0" w:firstRow="1" w:lastRow="1" w:firstColumn="1" w:lastColumn="1" w:noHBand="0" w:noVBand="0"/>
       </w:tblPr>
       <w:tblGrid>
-        <w:gridCol w:w="1453"/>
-        <w:gridCol w:w="6202"/>
+        <w:gridCol w:w="108"/>
+        <w:gridCol w:w="1856"/>
+        <w:gridCol w:w="450"/>
+        <w:gridCol w:w="5241"/>
+        <w:gridCol w:w="108"/>
       </w:tblGrid>
       <w:tr>
         <w:trPr>
-          <w:trHeight w:val="895"/>
+          <w:gridBefore w:val="1"/>
+          <w:wBefore w:w="108" w:type="dxa"/>
+          <w:trHeight w:val="870"/>
         </w:trPr>
         <w:tc>
           <w:tcPr>
-            <w:tcW w:w="1453" w:type="dxa"/>
+            <w:tcW w:w="2306" w:type="dxa"/>
+            <w:gridSpan w:val="2"/>
           </w:tcPr>
           <w:p>
             <w:pPr>
               <w:pStyle w:val="TableParagraph"/>
-              <w:spacing w:before="39"/>
+              <w:spacing w:before="1" w:line="360" w:lineRule="auto"/>
               <w:rPr>
                 <w:b/>
                 <w:bCs/>
-                <w:sz w:val="24"/>
-              </w:rPr>
-            </w:pPr>
-          </w:p>
-          <w:p>
-            <w:pPr>
-              <w:pStyle w:val="TableParagraph"/>
-              <w:spacing w:before="0"/>
-              <w:ind w:left="50"/>
-              <w:rPr>
-                <w:b/>
-                <w:bCs/>
+                <w:spacing w:val="-5"/>
                 <w:sz w:val="24"/>
                 <w:szCs w:val="24"/>
               </w:rPr>
@@ -6744,46 +6646,59 @@
               <w:rPr>
                 <w:b/>
                 <w:bCs/>
+                <w:spacing w:val="-5"/>
                 <w:sz w:val="24"/>
                 <w:szCs w:val="24"/>
               </w:rPr>
-              <w:t xml:space="preserve">      AUC</w:t>
+              <w:t>AOI</w:t>
             </w:r>
           </w:p>
+        </w:tc>
+        <w:tc>
+          <w:tcPr>
+            <w:tcW w:w="5349" w:type="dxa"/>
+            <w:gridSpan w:val="2"/>
+          </w:tcPr>
           <w:p>
             <w:pPr>
               <w:pStyle w:val="TableParagraph"/>
-              <w:spacing w:before="0"/>
-              <w:ind w:left="50"/>
+              <w:spacing w:before="1" w:line="360" w:lineRule="auto"/>
               <w:rPr>
-                <w:b/>
-                <w:bCs/>
+                <w:spacing w:val="-2"/>
                 <w:sz w:val="24"/>
                 <w:szCs w:val="24"/>
               </w:rPr>
             </w:pPr>
+            <w:r>
+              <w:rPr>
+                <w:spacing w:val="-2"/>
+                <w:sz w:val="24"/>
+                <w:szCs w:val="24"/>
+              </w:rPr>
+              <w:t>Automated Optical Inspection</w:t>
+            </w:r>
           </w:p>
+        </w:tc>
+      </w:tr>
+      <w:tr>
+        <w:trPr>
+          <w:gridBefore w:val="1"/>
+          <w:wBefore w:w="108" w:type="dxa"/>
+          <w:trHeight w:val="870"/>
+        </w:trPr>
+        <w:tc>
+          <w:tcPr>
+            <w:tcW w:w="2306" w:type="dxa"/>
+            <w:gridSpan w:val="2"/>
+          </w:tcPr>
           <w:p>
             <w:pPr>
               <w:pStyle w:val="TableParagraph"/>
-              <w:spacing w:before="0"/>
-              <w:ind w:left="50"/>
+              <w:spacing w:before="1" w:line="360" w:lineRule="auto"/>
               <w:rPr>
                 <w:b/>
                 <w:bCs/>
-                <w:sz w:val="24"/>
-                <w:szCs w:val="24"/>
-              </w:rPr>
-            </w:pPr>
-          </w:p>
-          <w:p>
-            <w:pPr>
-              <w:pStyle w:val="TableParagraph"/>
-              <w:spacing w:before="0"/>
-              <w:ind w:left="50"/>
-              <w:rPr>
-                <w:b/>
-                <w:bCs/>
+                <w:spacing w:val="-5"/>
                 <w:sz w:val="24"/>
                 <w:szCs w:val="24"/>
               </w:rPr>
@@ -6792,134 +6707,61 @@
               <w:rPr>
                 <w:b/>
                 <w:bCs/>
+                <w:spacing w:val="-5"/>
                 <w:sz w:val="24"/>
                 <w:szCs w:val="24"/>
               </w:rPr>
-              <w:t xml:space="preserve">      CAD</w:t>
+              <w:t>CAM</w:t>
             </w:r>
           </w:p>
         </w:tc>
         <w:tc>
           <w:tcPr>
-            <w:tcW w:w="6202" w:type="dxa"/>
+            <w:tcW w:w="5349" w:type="dxa"/>
+            <w:gridSpan w:val="2"/>
           </w:tcPr>
           <w:p>
             <w:pPr>
               <w:pStyle w:val="TableParagraph"/>
-              <w:spacing w:before="39"/>
+              <w:spacing w:before="1" w:line="360" w:lineRule="auto"/>
               <w:rPr>
-                <w:b/>
+                <w:spacing w:val="-2"/>
                 <w:sz w:val="24"/>
-              </w:rPr>
-            </w:pPr>
-          </w:p>
-          <w:p>
-            <w:pPr>
-              <w:pStyle w:val="TableParagraph"/>
-              <w:spacing w:before="0"/>
-              <w:ind w:left="725"/>
-              <w:rPr>
-                <w:sz w:val="24"/>
+                <w:szCs w:val="24"/>
               </w:rPr>
             </w:pPr>
             <w:r>
               <w:rPr>
+                <w:spacing w:val="-2"/>
                 <w:sz w:val="24"/>
+                <w:szCs w:val="24"/>
               </w:rPr>
-              <w:t>Area Under Curve</w:t>
+              <w:t>Class Activation Mapping</w:t>
             </w:r>
-          </w:p>
-          <w:p>
-            <w:pPr>
-              <w:pStyle w:val="TableParagraph"/>
-              <w:spacing w:before="0"/>
-              <w:ind w:left="725"/>
-              <w:rPr>
-                <w:sz w:val="24"/>
-              </w:rPr>
-            </w:pPr>
-          </w:p>
-          <w:p>
-            <w:pPr>
-              <w:pStyle w:val="TableParagraph"/>
-              <w:spacing w:before="0"/>
-              <w:ind w:left="725"/>
-              <w:rPr>
-                <w:sz w:val="24"/>
-              </w:rPr>
-            </w:pPr>
-          </w:p>
-          <w:p>
-            <w:pPr>
-              <w:pStyle w:val="TableParagraph"/>
-              <w:spacing w:before="0"/>
-              <w:ind w:left="725"/>
-              <w:rPr>
-                <w:sz w:val="24"/>
-              </w:rPr>
-            </w:pPr>
-            <w:r>
-              <w:rPr>
-                <w:sz w:val="24"/>
-              </w:rPr>
-              <w:t>Computer Aided Diagnosis</w:t>
-            </w:r>
-          </w:p>
-          <w:p>
-            <w:pPr>
-              <w:pStyle w:val="TableParagraph"/>
-              <w:spacing w:before="0"/>
-              <w:ind w:left="725"/>
-              <w:rPr>
-                <w:sz w:val="24"/>
-              </w:rPr>
-            </w:pPr>
           </w:p>
         </w:tc>
       </w:tr>
-    </w:tbl>
-    <w:p>
-      <w:pPr>
-        <w:pStyle w:val="BodyText"/>
-        <w:spacing w:before="160"/>
-        <w:rPr>
-          <w:b/>
-          <w:sz w:val="20"/>
-        </w:rPr>
-      </w:pPr>
-    </w:p>
-    <w:tbl>
-      <w:tblPr>
-        <w:tblW w:w="0" w:type="auto"/>
-        <w:tblInd w:w="1276" w:type="dxa"/>
-        <w:tblLayout w:type="fixed"/>
-        <w:tblCellMar>
-          <w:left w:w="0" w:type="dxa"/>
-          <w:right w:w="0" w:type="dxa"/>
-        </w:tblCellMar>
-        <w:tblLook w:val="01E0" w:firstRow="1" w:lastRow="1" w:firstColumn="1" w:lastColumn="1" w:noHBand="0" w:noVBand="0"/>
-      </w:tblPr>
-      <w:tblGrid>
-        <w:gridCol w:w="1453"/>
-        <w:gridCol w:w="6202"/>
-      </w:tblGrid>
       <w:tr>
         <w:trPr>
-          <w:trHeight w:val="569"/>
+          <w:gridBefore w:val="1"/>
+          <w:wBefore w:w="108" w:type="dxa"/>
+          <w:trHeight w:val="870"/>
         </w:trPr>
         <w:tc>
           <w:tcPr>
-            <w:tcW w:w="1453" w:type="dxa"/>
+            <w:tcW w:w="2306" w:type="dxa"/>
+            <w:gridSpan w:val="2"/>
           </w:tcPr>
           <w:p>
             <w:pPr>
               <w:pStyle w:val="TableParagraph"/>
-              <w:spacing w:before="0" w:line="266" w:lineRule="exact"/>
-              <w:ind w:left="50"/>
+              <w:spacing w:before="1" w:line="360" w:lineRule="auto"/>
               <w:rPr>
                 <w:b/>
                 <w:bCs/>
+                <w:spacing w:val="-5"/>
                 <w:sz w:val="24"/>
+                <w:szCs w:val="24"/>
               </w:rPr>
             </w:pPr>
             <w:r>
@@ -6928,193 +6770,57 @@
                 <w:bCs/>
                 <w:spacing w:val="-5"/>
                 <w:sz w:val="24"/>
+                <w:szCs w:val="24"/>
               </w:rPr>
-              <w:t xml:space="preserve">       C</w:t>
-            </w:r>
-            <w:r>
-              <w:rPr>
-                <w:b/>
-                <w:bCs/>
-                <w:spacing w:val="-5"/>
-                <w:sz w:val="24"/>
-              </w:rPr>
-              <w:t>BAM</w:t>
+              <w:t>CLAHE</w:t>
             </w:r>
           </w:p>
         </w:tc>
         <w:tc>
           <w:tcPr>
-            <w:tcW w:w="6202" w:type="dxa"/>
+            <w:tcW w:w="5349" w:type="dxa"/>
+            <w:gridSpan w:val="2"/>
           </w:tcPr>
           <w:p>
             <w:pPr>
               <w:pStyle w:val="TableParagraph"/>
-              <w:spacing w:before="0" w:line="266" w:lineRule="exact"/>
-              <w:ind w:left="725"/>
+              <w:spacing w:before="1" w:line="360" w:lineRule="auto"/>
               <w:rPr>
+                <w:spacing w:val="-2"/>
                 <w:sz w:val="24"/>
+                <w:szCs w:val="24"/>
               </w:rPr>
             </w:pPr>
             <w:r>
               <w:rPr>
-                <w:sz w:val="24"/>
-              </w:rPr>
-              <w:t>Convolutional Block Attention Module</w:t>
-            </w:r>
-            <w:r>
-              <w:rPr>
+                <w:spacing w:val="-2"/>
                 <w:sz w:val="24"/>
                 <w:szCs w:val="24"/>
               </w:rPr>
-              <w:t xml:space="preserve"> </w:t>
+              <w:t>Contrast Limited Adaptive Histogram Equalization</w:t>
             </w:r>
           </w:p>
         </w:tc>
       </w:tr>
       <w:tr>
         <w:trPr>
-          <w:trHeight w:val="895"/>
+          <w:gridBefore w:val="1"/>
+          <w:wBefore w:w="108" w:type="dxa"/>
+          <w:trHeight w:val="870"/>
         </w:trPr>
         <w:tc>
           <w:tcPr>
-            <w:tcW w:w="1453" w:type="dxa"/>
+            <w:tcW w:w="2306" w:type="dxa"/>
+            <w:gridSpan w:val="2"/>
           </w:tcPr>
           <w:p>
             <w:pPr>
               <w:pStyle w:val="TableParagraph"/>
-              <w:spacing w:before="17"/>
+              <w:spacing w:before="1" w:line="360" w:lineRule="auto"/>
               <w:rPr>
                 <w:b/>
                 <w:bCs/>
-                <w:sz w:val="24"/>
-              </w:rPr>
-            </w:pPr>
-          </w:p>
-          <w:p>
-            <w:pPr>
-              <w:pStyle w:val="TableParagraph"/>
-              <w:spacing w:before="0"/>
-              <w:ind w:left="50"/>
-              <w:rPr>
-                <w:b/>
-                <w:bCs/>
-                <w:sz w:val="24"/>
-              </w:rPr>
-            </w:pPr>
-            <w:r>
-              <w:rPr>
-                <w:b/>
-                <w:bCs/>
-                <w:spacing w:val="-4"/>
-                <w:sz w:val="24"/>
-              </w:rPr>
-              <w:t xml:space="preserve">       </w:t>
-            </w:r>
-            <w:r>
-              <w:rPr>
-                <w:b/>
-                <w:bCs/>
-                <w:spacing w:val="-4"/>
-                <w:sz w:val="24"/>
-              </w:rPr>
-              <w:t>CNN</w:t>
-            </w:r>
-          </w:p>
-        </w:tc>
-        <w:tc>
-          <w:tcPr>
-            <w:tcW w:w="6202" w:type="dxa"/>
-          </w:tcPr>
-          <w:p>
-            <w:pPr>
-              <w:pStyle w:val="TableParagraph"/>
-              <w:spacing w:before="17"/>
-              <w:rPr>
-                <w:b/>
-                <w:sz w:val="24"/>
-              </w:rPr>
-            </w:pPr>
-          </w:p>
-          <w:p>
-            <w:pPr>
-              <w:pStyle w:val="TableParagraph"/>
-              <w:spacing w:before="0"/>
-              <w:ind w:left="725"/>
-              <w:rPr>
-                <w:sz w:val="24"/>
-                <w:szCs w:val="24"/>
-              </w:rPr>
-            </w:pPr>
-            <w:r>
-              <w:rPr>
-                <w:sz w:val="24"/>
-              </w:rPr>
-              <w:t>Convolutional</w:t>
-            </w:r>
-            <w:r>
-              <w:rPr>
-                <w:spacing w:val="-3"/>
-                <w:sz w:val="24"/>
-              </w:rPr>
-              <w:t xml:space="preserve"> </w:t>
-            </w:r>
-            <w:r>
-              <w:rPr>
-                <w:sz w:val="24"/>
-              </w:rPr>
-              <w:t>Neural</w:t>
-            </w:r>
-            <w:r>
-              <w:rPr>
-                <w:spacing w:val="-3"/>
-                <w:sz w:val="24"/>
-              </w:rPr>
-              <w:t xml:space="preserve"> </w:t>
-            </w:r>
-            <w:r>
-              <w:rPr>
-                <w:spacing w:val="-2"/>
-                <w:sz w:val="24"/>
-              </w:rPr>
-              <w:t>Network</w:t>
-            </w:r>
-            <w:r>
-              <w:rPr>
-                <w:sz w:val="24"/>
-                <w:szCs w:val="24"/>
-              </w:rPr>
-              <w:t xml:space="preserve"> </w:t>
-            </w:r>
-          </w:p>
-        </w:tc>
-      </w:tr>
-      <w:tr>
-        <w:trPr>
-          <w:trHeight w:val="871"/>
-        </w:trPr>
-        <w:tc>
-          <w:tcPr>
-            <w:tcW w:w="1453" w:type="dxa"/>
-          </w:tcPr>
-          <w:p>
-            <w:pPr>
-              <w:pStyle w:val="TableParagraph"/>
-              <w:spacing w:before="17"/>
-              <w:rPr>
-                <w:b/>
-                <w:bCs/>
-                <w:sz w:val="24"/>
-              </w:rPr>
-            </w:pPr>
-          </w:p>
-          <w:p>
-            <w:pPr>
-              <w:pStyle w:val="TableParagraph"/>
-              <w:spacing w:before="0"/>
-              <w:ind w:left="50"/>
-              <w:rPr>
-                <w:b/>
-                <w:bCs/>
+                <w:spacing w:val="-5"/>
                 <w:sz w:val="24"/>
                 <w:szCs w:val="24"/>
               </w:rPr>
@@ -7123,67 +6829,479 @@
               <w:rPr>
                 <w:b/>
                 <w:bCs/>
-              </w:rPr>
-              <w:t xml:space="preserve">      </w:t>
-            </w:r>
-            <w:r>
-              <w:rPr>
-                <w:b/>
-                <w:bCs/>
-              </w:rPr>
-              <w:t xml:space="preserve"> </w:t>
-            </w:r>
-            <w:r>
-              <w:rPr>
-                <w:b/>
-                <w:bCs/>
+                <w:spacing w:val="-5"/>
                 <w:sz w:val="24"/>
                 <w:szCs w:val="24"/>
               </w:rPr>
-              <w:t>PCA</w:t>
+              <w:t>CNN</w:t>
             </w:r>
           </w:p>
         </w:tc>
         <w:tc>
           <w:tcPr>
-            <w:tcW w:w="6202" w:type="dxa"/>
+            <w:tcW w:w="5349" w:type="dxa"/>
+            <w:gridSpan w:val="2"/>
           </w:tcPr>
           <w:p>
             <w:pPr>
               <w:pStyle w:val="TableParagraph"/>
-              <w:spacing w:before="17"/>
+              <w:spacing w:before="1" w:line="360" w:lineRule="auto"/>
               <w:rPr>
-                <w:b/>
+                <w:spacing w:val="-2"/>
                 <w:sz w:val="24"/>
-              </w:rPr>
-            </w:pPr>
-          </w:p>
-          <w:p>
-            <w:pPr>
-              <w:pStyle w:val="TableParagraph"/>
-              <w:spacing w:before="0"/>
-              <w:ind w:left="725"/>
-              <w:rPr>
-                <w:sz w:val="24"/>
+                <w:szCs w:val="24"/>
               </w:rPr>
             </w:pPr>
             <w:r>
               <w:rPr>
+                <w:spacing w:val="-2"/>
                 <w:sz w:val="24"/>
                 <w:szCs w:val="24"/>
               </w:rPr>
-              <w:t>Principal Component Analysis</w:t>
+              <w:t>Convolutional Neural Network</w:t>
             </w:r>
           </w:p>
         </w:tc>
       </w:tr>
       <w:tr>
         <w:trPr>
+          <w:gridBefore w:val="1"/>
+          <w:wBefore w:w="108" w:type="dxa"/>
           <w:trHeight w:val="870"/>
         </w:trPr>
         <w:tc>
           <w:tcPr>
-            <w:tcW w:w="1453" w:type="dxa"/>
+            <w:tcW w:w="2306" w:type="dxa"/>
+            <w:gridSpan w:val="2"/>
+          </w:tcPr>
+          <w:p>
+            <w:pPr>
+              <w:pStyle w:val="TableParagraph"/>
+              <w:spacing w:before="1" w:line="360" w:lineRule="auto"/>
+              <w:rPr>
+                <w:b/>
+                <w:bCs/>
+                <w:spacing w:val="-5"/>
+                <w:sz w:val="24"/>
+                <w:szCs w:val="24"/>
+              </w:rPr>
+            </w:pPr>
+            <w:r>
+              <w:rPr>
+                <w:b/>
+                <w:bCs/>
+                <w:spacing w:val="-5"/>
+                <w:sz w:val="24"/>
+                <w:szCs w:val="24"/>
+              </w:rPr>
+              <w:t>Grad-CAM++</w:t>
+            </w:r>
+          </w:p>
+        </w:tc>
+        <w:tc>
+          <w:tcPr>
+            <w:tcW w:w="5349" w:type="dxa"/>
+            <w:gridSpan w:val="2"/>
+          </w:tcPr>
+          <w:p>
+            <w:pPr>
+              <w:pStyle w:val="TableParagraph"/>
+              <w:spacing w:before="1" w:line="360" w:lineRule="auto"/>
+              <w:rPr>
+                <w:spacing w:val="-2"/>
+                <w:sz w:val="24"/>
+                <w:szCs w:val="24"/>
+              </w:rPr>
+            </w:pPr>
+            <w:r>
+              <w:rPr>
+                <w:spacing w:val="-2"/>
+                <w:sz w:val="24"/>
+                <w:szCs w:val="24"/>
+              </w:rPr>
+              <w:t>Generalized Gradient-Weighted Class Activation Mapping</w:t>
+            </w:r>
+          </w:p>
+        </w:tc>
+      </w:tr>
+      <w:tr>
+        <w:trPr>
+          <w:gridBefore w:val="1"/>
+          <w:wBefore w:w="108" w:type="dxa"/>
+          <w:trHeight w:val="870"/>
+        </w:trPr>
+        <w:tc>
+          <w:tcPr>
+            <w:tcW w:w="2306" w:type="dxa"/>
+            <w:gridSpan w:val="2"/>
+          </w:tcPr>
+          <w:p>
+            <w:pPr>
+              <w:pStyle w:val="TableParagraph"/>
+              <w:spacing w:before="1" w:line="360" w:lineRule="auto"/>
+              <w:rPr>
+                <w:b/>
+                <w:bCs/>
+                <w:spacing w:val="-5"/>
+                <w:sz w:val="24"/>
+                <w:szCs w:val="24"/>
+              </w:rPr>
+            </w:pPr>
+            <w:r>
+              <w:rPr>
+                <w:b/>
+                <w:bCs/>
+                <w:spacing w:val="-5"/>
+                <w:sz w:val="24"/>
+                <w:szCs w:val="24"/>
+              </w:rPr>
+              <w:t>IPC</w:t>
+            </w:r>
+          </w:p>
+        </w:tc>
+        <w:tc>
+          <w:tcPr>
+            <w:tcW w:w="5349" w:type="dxa"/>
+            <w:gridSpan w:val="2"/>
+          </w:tcPr>
+          <w:p>
+            <w:pPr>
+              <w:pStyle w:val="TableParagraph"/>
+              <w:spacing w:before="1" w:line="360" w:lineRule="auto"/>
+              <w:rPr>
+                <w:spacing w:val="-2"/>
+                <w:sz w:val="24"/>
+                <w:szCs w:val="24"/>
+              </w:rPr>
+            </w:pPr>
+            <w:r>
+              <w:rPr>
+                <w:spacing w:val="-2"/>
+                <w:sz w:val="24"/>
+                <w:szCs w:val="24"/>
+              </w:rPr>
+              <w:t>Association Connecting Electronics Industries</w:t>
+            </w:r>
+          </w:p>
+        </w:tc>
+      </w:tr>
+      <w:tr>
+        <w:trPr>
+          <w:gridBefore w:val="1"/>
+          <w:wBefore w:w="108" w:type="dxa"/>
+          <w:trHeight w:val="870"/>
+        </w:trPr>
+        <w:tc>
+          <w:tcPr>
+            <w:tcW w:w="2306" w:type="dxa"/>
+            <w:gridSpan w:val="2"/>
+          </w:tcPr>
+          <w:p>
+            <w:pPr>
+              <w:pStyle w:val="TableParagraph"/>
+              <w:spacing w:before="1" w:line="360" w:lineRule="auto"/>
+              <w:rPr>
+                <w:b/>
+                <w:bCs/>
+                <w:spacing w:val="-5"/>
+                <w:sz w:val="24"/>
+                <w:szCs w:val="24"/>
+              </w:rPr>
+            </w:pPr>
+            <w:proofErr w:type="spellStart"/>
+            <w:r>
+              <w:rPr>
+                <w:b/>
+                <w:bCs/>
+                <w:spacing w:val="-5"/>
+                <w:sz w:val="24"/>
+                <w:szCs w:val="24"/>
+              </w:rPr>
+              <w:t>mAP</w:t>
+            </w:r>
+            <w:proofErr w:type="spellEnd"/>
+          </w:p>
+        </w:tc>
+        <w:tc>
+          <w:tcPr>
+            <w:tcW w:w="5349" w:type="dxa"/>
+            <w:gridSpan w:val="2"/>
+          </w:tcPr>
+          <w:p>
+            <w:pPr>
+              <w:pStyle w:val="TableParagraph"/>
+              <w:spacing w:before="1" w:line="360" w:lineRule="auto"/>
+              <w:rPr>
+                <w:spacing w:val="-2"/>
+                <w:sz w:val="24"/>
+                <w:szCs w:val="24"/>
+              </w:rPr>
+            </w:pPr>
+            <w:r>
+              <w:rPr>
+                <w:spacing w:val="-2"/>
+                <w:sz w:val="24"/>
+                <w:szCs w:val="24"/>
+              </w:rPr>
+              <w:t>mean Average Precision</w:t>
+            </w:r>
+          </w:p>
+        </w:tc>
+      </w:tr>
+      <w:tr>
+        <w:trPr>
+          <w:gridBefore w:val="1"/>
+          <w:wBefore w:w="108" w:type="dxa"/>
+          <w:trHeight w:val="870"/>
+        </w:trPr>
+        <w:tc>
+          <w:tcPr>
+            <w:tcW w:w="2306" w:type="dxa"/>
+            <w:gridSpan w:val="2"/>
+          </w:tcPr>
+          <w:p>
+            <w:pPr>
+              <w:pStyle w:val="TableParagraph"/>
+              <w:spacing w:before="1" w:line="360" w:lineRule="auto"/>
+              <w:rPr>
+                <w:b/>
+                <w:bCs/>
+                <w:spacing w:val="-5"/>
+                <w:sz w:val="24"/>
+                <w:szCs w:val="24"/>
+              </w:rPr>
+            </w:pPr>
+            <w:r>
+              <w:rPr>
+                <w:b/>
+                <w:bCs/>
+                <w:spacing w:val="-5"/>
+                <w:sz w:val="24"/>
+                <w:szCs w:val="24"/>
+              </w:rPr>
+              <w:t>NMS</w:t>
+            </w:r>
+          </w:p>
+        </w:tc>
+        <w:tc>
+          <w:tcPr>
+            <w:tcW w:w="5349" w:type="dxa"/>
+            <w:gridSpan w:val="2"/>
+          </w:tcPr>
+          <w:p>
+            <w:pPr>
+              <w:pStyle w:val="TableParagraph"/>
+              <w:spacing w:before="1" w:line="360" w:lineRule="auto"/>
+              <w:rPr>
+                <w:spacing w:val="-2"/>
+                <w:sz w:val="24"/>
+                <w:szCs w:val="24"/>
+              </w:rPr>
+            </w:pPr>
+            <w:r>
+              <w:rPr>
+                <w:spacing w:val="-2"/>
+                <w:sz w:val="24"/>
+                <w:szCs w:val="24"/>
+              </w:rPr>
+              <w:t>Non-Maximum Suppression</w:t>
+            </w:r>
+          </w:p>
+        </w:tc>
+      </w:tr>
+      <w:tr>
+        <w:trPr>
+          <w:gridBefore w:val="1"/>
+          <w:wBefore w:w="108" w:type="dxa"/>
+          <w:trHeight w:val="870"/>
+        </w:trPr>
+        <w:tc>
+          <w:tcPr>
+            <w:tcW w:w="2306" w:type="dxa"/>
+            <w:gridSpan w:val="2"/>
+          </w:tcPr>
+          <w:p>
+            <w:pPr>
+              <w:pStyle w:val="TableParagraph"/>
+              <w:spacing w:before="1" w:line="360" w:lineRule="auto"/>
+              <w:rPr>
+                <w:b/>
+                <w:bCs/>
+                <w:spacing w:val="-5"/>
+                <w:sz w:val="24"/>
+                <w:szCs w:val="24"/>
+              </w:rPr>
+            </w:pPr>
+            <w:r>
+              <w:rPr>
+                <w:b/>
+                <w:bCs/>
+                <w:spacing w:val="-5"/>
+                <w:sz w:val="24"/>
+                <w:szCs w:val="24"/>
+              </w:rPr>
+              <w:t>PCB</w:t>
+            </w:r>
+          </w:p>
+        </w:tc>
+        <w:tc>
+          <w:tcPr>
+            <w:tcW w:w="5349" w:type="dxa"/>
+            <w:gridSpan w:val="2"/>
+          </w:tcPr>
+          <w:p>
+            <w:pPr>
+              <w:pStyle w:val="TableParagraph"/>
+              <w:spacing w:before="1" w:line="360" w:lineRule="auto"/>
+              <w:rPr>
+                <w:spacing w:val="-2"/>
+                <w:sz w:val="24"/>
+                <w:szCs w:val="24"/>
+              </w:rPr>
+            </w:pPr>
+            <w:r>
+              <w:rPr>
+                <w:spacing w:val="-2"/>
+                <w:sz w:val="24"/>
+                <w:szCs w:val="24"/>
+              </w:rPr>
+              <w:t>Printed Circuit Board</w:t>
+            </w:r>
+          </w:p>
+        </w:tc>
+      </w:tr>
+      <w:tr>
+        <w:trPr>
+          <w:gridBefore w:val="1"/>
+          <w:wBefore w:w="108" w:type="dxa"/>
+          <w:trHeight w:val="870"/>
+        </w:trPr>
+        <w:tc>
+          <w:tcPr>
+            <w:tcW w:w="2306" w:type="dxa"/>
+            <w:gridSpan w:val="2"/>
+          </w:tcPr>
+          <w:p>
+            <w:pPr>
+              <w:pStyle w:val="TableParagraph"/>
+              <w:spacing w:before="1" w:line="360" w:lineRule="auto"/>
+              <w:rPr>
+                <w:b/>
+                <w:bCs/>
+                <w:spacing w:val="-5"/>
+                <w:sz w:val="24"/>
+                <w:szCs w:val="24"/>
+              </w:rPr>
+            </w:pPr>
+            <w:r>
+              <w:rPr>
+                <w:b/>
+                <w:bCs/>
+                <w:spacing w:val="-5"/>
+                <w:sz w:val="24"/>
+                <w:szCs w:val="24"/>
+              </w:rPr>
+              <w:t>SMT</w:t>
+            </w:r>
+          </w:p>
+        </w:tc>
+        <w:tc>
+          <w:tcPr>
+            <w:tcW w:w="5349" w:type="dxa"/>
+            <w:gridSpan w:val="2"/>
+          </w:tcPr>
+          <w:p>
+            <w:pPr>
+              <w:pStyle w:val="TableParagraph"/>
+              <w:spacing w:before="1" w:line="360" w:lineRule="auto"/>
+              <w:rPr>
+                <w:spacing w:val="-2"/>
+                <w:sz w:val="24"/>
+                <w:szCs w:val="24"/>
+              </w:rPr>
+            </w:pPr>
+            <w:r>
+              <w:rPr>
+                <w:spacing w:val="-2"/>
+                <w:sz w:val="24"/>
+                <w:szCs w:val="24"/>
+              </w:rPr>
+              <w:t>Surface-Mount Technology</w:t>
+            </w:r>
+          </w:p>
+        </w:tc>
+      </w:tr>
+      <w:tr>
+        <w:trPr>
+          <w:gridBefore w:val="1"/>
+          <w:wBefore w:w="108" w:type="dxa"/>
+          <w:trHeight w:val="870"/>
+        </w:trPr>
+        <w:tc>
+          <w:tcPr>
+            <w:tcW w:w="2306" w:type="dxa"/>
+            <w:gridSpan w:val="2"/>
+          </w:tcPr>
+          <w:p>
+            <w:pPr>
+              <w:pStyle w:val="TableParagraph"/>
+              <w:spacing w:before="1" w:line="360" w:lineRule="auto"/>
+              <w:rPr>
+                <w:b/>
+                <w:bCs/>
+                <w:spacing w:val="-5"/>
+                <w:sz w:val="24"/>
+                <w:szCs w:val="24"/>
+              </w:rPr>
+            </w:pPr>
+            <w:r>
+              <w:rPr>
+                <w:b/>
+                <w:bCs/>
+                <w:spacing w:val="-5"/>
+                <w:sz w:val="24"/>
+                <w:szCs w:val="24"/>
+              </w:rPr>
+              <w:t>XAI</w:t>
+            </w:r>
+          </w:p>
+        </w:tc>
+        <w:tc>
+          <w:tcPr>
+            <w:tcW w:w="5349" w:type="dxa"/>
+            <w:gridSpan w:val="2"/>
+          </w:tcPr>
+          <w:p>
+            <w:pPr>
+              <w:pStyle w:val="TableParagraph"/>
+              <w:spacing w:before="1" w:line="360" w:lineRule="auto"/>
+              <w:rPr>
+                <w:spacing w:val="-2"/>
+                <w:sz w:val="24"/>
+                <w:szCs w:val="24"/>
+              </w:rPr>
+            </w:pPr>
+            <w:r>
+              <w:rPr>
+                <w:spacing w:val="-2"/>
+                <w:sz w:val="24"/>
+                <w:szCs w:val="24"/>
+              </w:rPr>
+              <w:t>Explainable Artificial Intelligence</w:t>
+            </w:r>
+          </w:p>
+        </w:tc>
+      </w:tr>
+      <w:tr>
+        <w:trPr>
+          <w:gridAfter w:val="1"/>
+          <w:wAfter w:w="108" w:type="dxa"/>
+          <w:trHeight w:val="870"/>
+        </w:trPr>
+        <w:tc>
+          <w:tcPr>
+            <w:tcW w:w="1964" w:type="dxa"/>
+            <w:gridSpan w:val="2"/>
           </w:tcPr>
           <w:p>
             <w:pPr>
@@ -7228,50 +7346,19 @@
                 <w:sz w:val="24"/>
                 <w:szCs w:val="24"/>
               </w:rPr>
-              <w:t>ROC</w:t>
+              <w:t xml:space="preserve"> </w:t>
             </w:r>
           </w:p>
         </w:tc>
         <w:tc>
           <w:tcPr>
-            <w:tcW w:w="6202" w:type="dxa"/>
+            <w:tcW w:w="5691" w:type="dxa"/>
+            <w:gridSpan w:val="2"/>
           </w:tcPr>
           <w:p>
             <w:pPr>
               <w:pStyle w:val="TableParagraph"/>
               <w:spacing w:before="1" w:line="360" w:lineRule="auto"/>
-              <w:rPr>
-                <w:spacing w:val="-2"/>
-                <w:sz w:val="24"/>
-                <w:szCs w:val="24"/>
-              </w:rPr>
-            </w:pPr>
-          </w:p>
-          <w:p>
-            <w:pPr>
-              <w:pStyle w:val="TableParagraph"/>
-              <w:spacing w:before="1" w:line="360" w:lineRule="auto"/>
-              <w:ind w:left="722"/>
-              <w:rPr>
-                <w:spacing w:val="-2"/>
-                <w:sz w:val="24"/>
-                <w:szCs w:val="24"/>
-              </w:rPr>
-            </w:pPr>
-            <w:r>
-              <w:rPr>
-                <w:spacing w:val="-2"/>
-                <w:sz w:val="24"/>
-                <w:szCs w:val="24"/>
-              </w:rPr>
-              <w:t>Receiver Operating Characteristic</w:t>
-            </w:r>
-          </w:p>
-          <w:p>
-            <w:pPr>
-              <w:pStyle w:val="TableParagraph"/>
-              <w:spacing w:before="1" w:line="360" w:lineRule="auto"/>
-              <w:ind w:left="722"/>
               <w:rPr>
                 <w:spacing w:val="-2"/>
                 <w:sz w:val="24"/>
@@ -7379,162 +7466,6 @@
             <w:pPr>
               <w:pStyle w:val="TableParagraph"/>
               <w:spacing w:before="1" w:line="360" w:lineRule="auto"/>
-              <w:ind w:left="722"/>
-              <w:rPr>
-                <w:spacing w:val="-2"/>
-                <w:sz w:val="24"/>
-                <w:szCs w:val="24"/>
-              </w:rPr>
-            </w:pPr>
-          </w:p>
-          <w:p>
-            <w:pPr>
-              <w:pStyle w:val="TableParagraph"/>
-              <w:spacing w:before="1" w:line="360" w:lineRule="auto"/>
-              <w:ind w:left="722"/>
-              <w:rPr>
-                <w:spacing w:val="-2"/>
-                <w:sz w:val="24"/>
-                <w:szCs w:val="24"/>
-              </w:rPr>
-            </w:pPr>
-          </w:p>
-          <w:p>
-            <w:pPr>
-              <w:pStyle w:val="TableParagraph"/>
-              <w:spacing w:before="1" w:line="360" w:lineRule="auto"/>
-              <w:ind w:left="722"/>
-              <w:rPr>
-                <w:spacing w:val="-2"/>
-                <w:sz w:val="24"/>
-                <w:szCs w:val="24"/>
-              </w:rPr>
-            </w:pPr>
-          </w:p>
-          <w:p>
-            <w:pPr>
-              <w:pStyle w:val="TableParagraph"/>
-              <w:spacing w:before="1" w:line="360" w:lineRule="auto"/>
-              <w:ind w:left="722"/>
-              <w:rPr>
-                <w:spacing w:val="-2"/>
-                <w:sz w:val="24"/>
-                <w:szCs w:val="24"/>
-              </w:rPr>
-            </w:pPr>
-          </w:p>
-          <w:p>
-            <w:pPr>
-              <w:pStyle w:val="TableParagraph"/>
-              <w:spacing w:before="1" w:line="360" w:lineRule="auto"/>
-              <w:ind w:left="722"/>
-              <w:rPr>
-                <w:spacing w:val="-2"/>
-                <w:sz w:val="24"/>
-                <w:szCs w:val="24"/>
-              </w:rPr>
-            </w:pPr>
-          </w:p>
-          <w:p>
-            <w:pPr>
-              <w:pStyle w:val="TableParagraph"/>
-              <w:spacing w:before="1" w:line="360" w:lineRule="auto"/>
-              <w:ind w:left="722"/>
-              <w:rPr>
-                <w:spacing w:val="-2"/>
-                <w:sz w:val="24"/>
-                <w:szCs w:val="24"/>
-              </w:rPr>
-            </w:pPr>
-          </w:p>
-          <w:p>
-            <w:pPr>
-              <w:pStyle w:val="TableParagraph"/>
-              <w:spacing w:before="1" w:line="360" w:lineRule="auto"/>
-              <w:ind w:left="722"/>
-              <w:rPr>
-                <w:spacing w:val="-2"/>
-                <w:sz w:val="24"/>
-                <w:szCs w:val="24"/>
-              </w:rPr>
-            </w:pPr>
-          </w:p>
-          <w:p>
-            <w:pPr>
-              <w:pStyle w:val="TableParagraph"/>
-              <w:spacing w:before="1" w:line="360" w:lineRule="auto"/>
-              <w:ind w:left="722"/>
-              <w:rPr>
-                <w:spacing w:val="-2"/>
-                <w:sz w:val="24"/>
-                <w:szCs w:val="24"/>
-              </w:rPr>
-            </w:pPr>
-          </w:p>
-          <w:p>
-            <w:pPr>
-              <w:pStyle w:val="TableParagraph"/>
-              <w:spacing w:before="1" w:line="360" w:lineRule="auto"/>
-              <w:ind w:left="722"/>
-              <w:rPr>
-                <w:spacing w:val="-2"/>
-                <w:sz w:val="24"/>
-                <w:szCs w:val="24"/>
-              </w:rPr>
-            </w:pPr>
-          </w:p>
-          <w:p>
-            <w:pPr>
-              <w:pStyle w:val="TableParagraph"/>
-              <w:spacing w:before="1" w:line="360" w:lineRule="auto"/>
-              <w:ind w:left="722"/>
-              <w:rPr>
-                <w:spacing w:val="-2"/>
-                <w:sz w:val="24"/>
-                <w:szCs w:val="24"/>
-              </w:rPr>
-            </w:pPr>
-          </w:p>
-          <w:p>
-            <w:pPr>
-              <w:pStyle w:val="TableParagraph"/>
-              <w:spacing w:before="1" w:line="360" w:lineRule="auto"/>
-              <w:ind w:left="722"/>
-              <w:rPr>
-                <w:spacing w:val="-2"/>
-                <w:sz w:val="24"/>
-                <w:szCs w:val="24"/>
-              </w:rPr>
-            </w:pPr>
-          </w:p>
-          <w:p>
-            <w:pPr>
-              <w:pStyle w:val="TableParagraph"/>
-              <w:spacing w:before="1" w:line="360" w:lineRule="auto"/>
-              <w:ind w:left="722"/>
-              <w:rPr>
-                <w:spacing w:val="-2"/>
-                <w:sz w:val="24"/>
-                <w:szCs w:val="24"/>
-              </w:rPr>
-            </w:pPr>
-          </w:p>
-          <w:p>
-            <w:pPr>
-              <w:pStyle w:val="TableParagraph"/>
-              <w:spacing w:before="1" w:line="360" w:lineRule="auto"/>
-              <w:ind w:left="-1201"/>
-              <w:rPr>
-                <w:spacing w:val="-2"/>
-                <w:sz w:val="24"/>
-                <w:szCs w:val="24"/>
-              </w:rPr>
-            </w:pPr>
-          </w:p>
-          <w:p>
-            <w:pPr>
-              <w:pStyle w:val="TableParagraph"/>
-              <w:spacing w:before="1" w:line="360" w:lineRule="auto"/>
               <w:rPr>
                 <w:sz w:val="24"/>
                 <w:szCs w:val="24"/>
@@ -7557,6 +7488,7 @@
                 <w:sz w:val="24"/>
                 <w:szCs w:val="24"/>
               </w:rPr>
+              <w:lastRenderedPageBreak/>
               <w:t xml:space="preserve">                  </w:t>
             </w:r>
             <w:r>
@@ -7627,68 +7559,57 @@
       </w:tr>
       <w:tr>
         <w:trPr>
+          <w:gridAfter w:val="1"/>
+          <w:wAfter w:w="108" w:type="dxa"/>
           <w:trHeight w:val="870"/>
         </w:trPr>
         <w:tc>
           <w:tcPr>
-            <w:tcW w:w="1453" w:type="dxa"/>
+            <w:tcW w:w="1964" w:type="dxa"/>
+            <w:gridSpan w:val="2"/>
           </w:tcPr>
           <w:p>
             <w:pPr>
               <w:pStyle w:val="BodyText"/>
             </w:pPr>
             <w:r>
-              <w:t xml:space="preserve">  </w:t>
+              <w:rPr>
+                <w:b/>
+              </w:rPr>
+              <w:lastRenderedPageBreak/>
+              <w:t>Figure 5.1.1</w:t>
             </w:r>
           </w:p>
+        </w:tc>
+        <w:tc>
+          <w:tcPr>
+            <w:tcW w:w="5691" w:type="dxa"/>
+            <w:gridSpan w:val="2"/>
+          </w:tcPr>
           <w:p>
             <w:pPr>
               <w:pStyle w:val="BodyText"/>
             </w:pPr>
+            <w:r>
+              <w:t>Proposed Methodology and Inspection Dataflow Pipeline</w:t>
+            </w:r>
           </w:p>
         </w:tc>
+      </w:tr>
+      <w:tr>
+        <w:trPr>
+          <w:gridAfter w:val="1"/>
+          <w:wAfter w:w="108" w:type="dxa"/>
+          <w:trHeight w:val="870"/>
+        </w:trPr>
         <w:tc>
           <w:tcPr>
-            <w:tcW w:w="6202" w:type="dxa"/>
+            <w:tcW w:w="1964" w:type="dxa"/>
+            <w:gridSpan w:val="2"/>
           </w:tcPr>
           <w:p>
             <w:pPr>
               <w:pStyle w:val="BodyText"/>
-              <w:spacing w:line="600" w:lineRule="auto"/>
-              <w:rPr>
-                <w:spacing w:val="-2"/>
-              </w:rPr>
-            </w:pPr>
-            <w:r>
-              <w:rPr>
-                <w:b/>
-                <w:bCs/>
-              </w:rPr>
-              <w:t>Figure 5.1.1</w:t>
-            </w:r>
-            <w:r>
-              <w:t xml:space="preserve">             </w:t>
-            </w:r>
-            <w:r>
-              <w:t>Proposed</w:t>
-            </w:r>
-            <w:r>
-              <w:rPr>
-                <w:spacing w:val="-5"/>
-              </w:rPr>
-              <w:t xml:space="preserve"> </w:t>
-            </w:r>
-            <w:r>
-              <w:rPr>
-                <w:spacing w:val="-2"/>
-              </w:rPr>
-              <w:t>Methodology</w:t>
-            </w:r>
-          </w:p>
-          <w:p>
-            <w:pPr>
-              <w:pStyle w:val="BodyText"/>
-              <w:spacing w:line="600" w:lineRule="auto"/>
             </w:pPr>
             <w:r>
               <w:rPr>
@@ -7696,381 +7617,249 @@
               </w:rPr>
               <w:t>Figure 5.2.1</w:t>
             </w:r>
-            <w:r>
-              <w:t xml:space="preserve">             </w:t>
-            </w:r>
-            <w:r>
-              <w:t xml:space="preserve"> </w:t>
-            </w:r>
-            <w:r>
-              <w:t>System Architecture</w:t>
-            </w:r>
           </w:p>
-          <w:p>
-            <w:pPr>
-              <w:pStyle w:val="BodyText"/>
-              <w:spacing w:line="600" w:lineRule="auto"/>
-            </w:pPr>
-            <w:r>
-              <w:rPr>
-                <w:b/>
-                <w:bCs/>
-              </w:rPr>
-              <w:t>Figure 6.1.1</w:t>
-            </w:r>
-            <w:r>
-              <w:t xml:space="preserve">             </w:t>
-            </w:r>
-            <w:r>
-              <w:t xml:space="preserve"> </w:t>
-            </w:r>
-            <w:proofErr w:type="spellStart"/>
-            <w:r>
-              <w:t>EfficientNet</w:t>
-            </w:r>
-            <w:proofErr w:type="spellEnd"/>
-          </w:p>
-          <w:p>
-            <w:pPr>
-              <w:pStyle w:val="BodyText"/>
-              <w:spacing w:line="600" w:lineRule="auto"/>
-            </w:pPr>
-            <w:r>
-              <w:rPr>
-                <w:b/>
-                <w:bCs/>
-              </w:rPr>
-              <w:t>Figure 6.1.2</w:t>
-            </w:r>
-            <w:r>
-              <w:t xml:space="preserve">             </w:t>
-            </w:r>
-            <w:r>
-              <w:t xml:space="preserve"> </w:t>
-            </w:r>
-            <w:r>
-              <w:t>Swin Transformer</w:t>
-            </w:r>
-          </w:p>
-          <w:p>
-            <w:pPr>
-              <w:pStyle w:val="BodyText"/>
-              <w:spacing w:line="600" w:lineRule="auto"/>
-            </w:pPr>
-            <w:r>
-              <w:rPr>
-                <w:b/>
-                <w:bCs/>
-              </w:rPr>
-              <w:t>Figure 6.2.1</w:t>
-            </w:r>
-            <w:r>
-              <w:t xml:space="preserve">             </w:t>
-            </w:r>
-            <w:r>
-              <w:t xml:space="preserve"> </w:t>
-            </w:r>
-            <w:proofErr w:type="spellStart"/>
-            <w:r>
-              <w:t>ConvNeXt</w:t>
-            </w:r>
-            <w:proofErr w:type="spellEnd"/>
-          </w:p>
-          <w:p>
-            <w:pPr>
-              <w:pStyle w:val="BodyText"/>
-              <w:spacing w:line="600" w:lineRule="auto"/>
-            </w:pPr>
-            <w:r>
-              <w:rPr>
-                <w:b/>
-                <w:bCs/>
-              </w:rPr>
-              <w:t>Figure 6.3.1</w:t>
-            </w:r>
-            <w:r>
-              <w:t xml:space="preserve">             </w:t>
-            </w:r>
-            <w:r>
-              <w:t xml:space="preserve"> </w:t>
-            </w:r>
-            <w:proofErr w:type="spellStart"/>
-            <w:r>
-              <w:t>DenseNet</w:t>
-            </w:r>
-            <w:proofErr w:type="spellEnd"/>
-          </w:p>
-          <w:p>
-            <w:pPr>
-              <w:pStyle w:val="BodyText"/>
-              <w:spacing w:line="600" w:lineRule="auto"/>
-            </w:pPr>
-            <w:r>
-              <w:rPr>
-                <w:b/>
-                <w:bCs/>
-              </w:rPr>
-              <w:t>Figure 6.3.2</w:t>
-            </w:r>
-            <w:r>
-              <w:t xml:space="preserve">             </w:t>
-            </w:r>
-            <w:r>
-              <w:t xml:space="preserve"> </w:t>
-            </w:r>
-            <w:proofErr w:type="spellStart"/>
-            <w:r>
-              <w:t>ResNet</w:t>
-            </w:r>
-            <w:proofErr w:type="spellEnd"/>
-          </w:p>
-          <w:p>
-            <w:pPr>
-              <w:pStyle w:val="BodyText"/>
-              <w:spacing w:line="600" w:lineRule="auto"/>
-            </w:pPr>
-            <w:r>
-              <w:rPr>
-                <w:b/>
-                <w:bCs/>
-              </w:rPr>
-              <w:t>Figure 6.4</w:t>
-            </w:r>
-            <w:r>
-              <w:t xml:space="preserve">               </w:t>
-            </w:r>
-            <w:r>
-              <w:t xml:space="preserve"> </w:t>
-            </w:r>
-            <w:r>
-              <w:t xml:space="preserve"> </w:t>
-            </w:r>
-            <w:proofErr w:type="gramStart"/>
-            <w:r>
-              <w:rPr>
-                <w:spacing w:val="-10"/>
-              </w:rPr>
-              <w:t xml:space="preserve">Hybrid </w:t>
-            </w:r>
-            <w:r>
-              <w:rPr>
-                <w:rStyle w:val="Strong"/>
-              </w:rPr>
-              <w:t xml:space="preserve"> </w:t>
-            </w:r>
-            <w:r>
-              <w:t>models</w:t>
-            </w:r>
-            <w:proofErr w:type="gramEnd"/>
-            <w:r>
-              <w:rPr>
-                <w:spacing w:val="-10"/>
-              </w:rPr>
-              <w:t xml:space="preserve"> </w:t>
-            </w:r>
-            <w:r>
-              <w:rPr>
-                <w:spacing w:val="-2"/>
-              </w:rPr>
-              <w:t>Comparison</w:t>
-            </w:r>
-          </w:p>
-          <w:p>
-            <w:pPr>
-              <w:pStyle w:val="BodyText"/>
-              <w:spacing w:line="600" w:lineRule="auto"/>
-            </w:pPr>
-            <w:r>
-              <w:rPr>
-                <w:b/>
-                <w:bCs/>
-              </w:rPr>
-              <w:t>Figure 6.5</w:t>
-            </w:r>
-            <w:r>
-              <w:t xml:space="preserve">              </w:t>
-            </w:r>
-            <w:r>
-              <w:t xml:space="preserve"> </w:t>
-            </w:r>
-            <w:r>
-              <w:t xml:space="preserve">  </w:t>
-            </w:r>
-            <w:r>
-              <w:t>Training and Validation Accuracy</w:t>
-            </w:r>
-          </w:p>
-          <w:p>
-            <w:pPr>
-              <w:pStyle w:val="BodyText"/>
-              <w:spacing w:line="600" w:lineRule="auto"/>
-            </w:pPr>
-            <w:r>
-              <w:rPr>
-                <w:b/>
-                <w:bCs/>
-              </w:rPr>
-              <w:t>Figure 6.8.2.1</w:t>
-            </w:r>
-            <w:r>
-              <w:t xml:space="preserve">           Accuracy of the model</w:t>
-            </w:r>
-          </w:p>
-          <w:p>
-            <w:pPr>
-              <w:pStyle w:val="BodyText"/>
-              <w:spacing w:line="600" w:lineRule="auto"/>
-            </w:pPr>
-            <w:r>
-              <w:rPr>
-                <w:b/>
-                <w:bCs/>
-              </w:rPr>
-              <w:t>Figure 6.8.2.2</w:t>
-            </w:r>
-            <w:r>
-              <w:t xml:space="preserve">           Confusion Matrix</w:t>
-            </w:r>
-          </w:p>
-          <w:p>
-            <w:pPr>
-              <w:pStyle w:val="BodyText"/>
-              <w:spacing w:line="600" w:lineRule="auto"/>
-            </w:pPr>
-            <w:r>
-              <w:rPr>
-                <w:b/>
-                <w:bCs/>
-              </w:rPr>
-              <w:t>Figure 6.8.2.3</w:t>
-            </w:r>
-            <w:r>
-              <w:t xml:space="preserve">           Cancer Output Prediction </w:t>
-            </w:r>
-          </w:p>
-          <w:p>
-            <w:pPr>
-              <w:pStyle w:val="BodyText"/>
-              <w:spacing w:line="600" w:lineRule="auto"/>
-            </w:pPr>
-            <w:r>
-              <w:rPr>
-                <w:b/>
-                <w:bCs/>
-              </w:rPr>
-              <w:t>Figure 6.8.2.4</w:t>
-            </w:r>
-            <w:r>
-              <w:t xml:space="preserve">           </w:t>
-            </w:r>
-            <w:proofErr w:type="gramStart"/>
-            <w:r>
-              <w:t>Non Cancer</w:t>
-            </w:r>
-            <w:proofErr w:type="gramEnd"/>
-            <w:r>
-              <w:t xml:space="preserve"> Output Prediction</w:t>
-            </w:r>
-          </w:p>
+        </w:tc>
+        <w:tc>
+          <w:tcPr>
+            <w:tcW w:w="5691" w:type="dxa"/>
+            <w:gridSpan w:val="2"/>
+          </w:tcPr>
           <w:p>
             <w:pPr>
               <w:pStyle w:val="BodyText"/>
             </w:pPr>
+            <w:r>
+              <w:t xml:space="preserve">Layered System Architecture of </w:t>
+            </w:r>
+            <w:proofErr w:type="spellStart"/>
+            <w:r>
+              <w:t>SmartPCB</w:t>
+            </w:r>
+            <w:proofErr w:type="spellEnd"/>
+            <w:r>
+              <w:t>-XAI</w:t>
+            </w:r>
           </w:p>
         </w:tc>
       </w:tr>
       <w:tr>
         <w:trPr>
+          <w:gridAfter w:val="1"/>
+          <w:wAfter w:w="108" w:type="dxa"/>
           <w:trHeight w:val="870"/>
         </w:trPr>
         <w:tc>
           <w:tcPr>
-            <w:tcW w:w="1453" w:type="dxa"/>
+            <w:tcW w:w="1964" w:type="dxa"/>
+            <w:gridSpan w:val="2"/>
+          </w:tcPr>
+          <w:p>
+            <w:pPr>
+              <w:pStyle w:val="BodyText"/>
+              <w:rPr>
+                <w:b/>
+              </w:rPr>
+            </w:pPr>
+            <w:r>
+              <w:rPr>
+                <w:b/>
+              </w:rPr>
+              <w:t>Figure 6.1.1</w:t>
+            </w:r>
+          </w:p>
+        </w:tc>
+        <w:tc>
+          <w:tcPr>
+            <w:tcW w:w="5691" w:type="dxa"/>
+            <w:gridSpan w:val="2"/>
           </w:tcPr>
           <w:p>
             <w:pPr>
               <w:pStyle w:val="BodyText"/>
             </w:pPr>
+            <w:r>
+              <w:t>Precision-Recall Curve for Defect Detection</w:t>
+            </w:r>
+          </w:p>
+        </w:tc>
+      </w:tr>
+      <w:tr>
+        <w:trPr>
+          <w:gridAfter w:val="1"/>
+          <w:wAfter w:w="108" w:type="dxa"/>
+          <w:trHeight w:val="870"/>
+        </w:trPr>
+        <w:tc>
+          <w:tcPr>
+            <w:tcW w:w="1964" w:type="dxa"/>
+            <w:gridSpan w:val="2"/>
+          </w:tcPr>
+          <w:p>
+            <w:pPr>
+              <w:pStyle w:val="BodyText"/>
+              <w:rPr>
+                <w:b/>
+              </w:rPr>
+            </w:pPr>
+            <w:r>
+              <w:rPr>
+                <w:b/>
+              </w:rPr>
+              <w:t>Figure 6.1.2</w:t>
+            </w:r>
           </w:p>
         </w:tc>
         <w:tc>
           <w:tcPr>
-            <w:tcW w:w="6202" w:type="dxa"/>
+            <w:tcW w:w="5691" w:type="dxa"/>
+            <w:gridSpan w:val="2"/>
           </w:tcPr>
           <w:p>
             <w:pPr>
               <w:pStyle w:val="BodyText"/>
             </w:pPr>
+            <w:r>
+              <w:t>Normalized Confusion Matrix on Held-Out Test Set</w:t>
+            </w:r>
           </w:p>
         </w:tc>
       </w:tr>
-    </w:tbl>
-    <w:p>
-      <w:pPr>
-        <w:pStyle w:val="TableParagraph"/>
-        <w:spacing w:before="15" w:line="360" w:lineRule="auto"/>
-        <w:rPr>
-          <w:b/>
-          <w:sz w:val="24"/>
-          <w:szCs w:val="24"/>
-        </w:rPr>
-        <w:sectPr>
-          <w:pgSz w:w="11920" w:h="16860"/>
-          <w:pgMar w:top="980" w:right="1133" w:bottom="280" w:left="1275" w:header="769" w:footer="0" w:gutter="0"/>
-          <w:pgNumType w:fmt="lowerRoman" w:start="8"/>
-          <w:cols w:space="720"/>
-        </w:sectPr>
-      </w:pPr>
-    </w:p>
-    <w:tbl>
-      <w:tblPr>
-        <w:tblW w:w="0" w:type="auto"/>
-        <w:tblInd w:w="2581" w:type="dxa"/>
-        <w:tblLayout w:type="fixed"/>
-        <w:tblCellMar>
-          <w:left w:w="0" w:type="dxa"/>
-          <w:right w:w="0" w:type="dxa"/>
-        </w:tblCellMar>
-        <w:tblLook w:val="01E0" w:firstRow="1" w:lastRow="1" w:firstColumn="1" w:lastColumn="1" w:noHBand="0" w:noVBand="0"/>
-      </w:tblPr>
-      <w:tblGrid>
-        <w:gridCol w:w="1453"/>
-        <w:gridCol w:w="4125"/>
-      </w:tblGrid>
       <w:tr>
         <w:trPr>
+          <w:gridAfter w:val="1"/>
+          <w:wAfter w:w="108" w:type="dxa"/>
           <w:trHeight w:val="870"/>
         </w:trPr>
         <w:tc>
           <w:tcPr>
-            <w:tcW w:w="1453" w:type="dxa"/>
+            <w:tcW w:w="1964" w:type="dxa"/>
+            <w:gridSpan w:val="2"/>
           </w:tcPr>
           <w:p>
             <w:pPr>
-              <w:pStyle w:val="TableParagraph"/>
-              <w:spacing w:before="15" w:line="360" w:lineRule="auto"/>
+              <w:pStyle w:val="BodyText"/>
               <w:rPr>
                 <w:b/>
-                <w:sz w:val="24"/>
-                <w:szCs w:val="24"/>
               </w:rPr>
             </w:pPr>
+            <w:r>
+              <w:rPr>
+                <w:b/>
+              </w:rPr>
+              <w:t>Figure 6.2.1</w:t>
+            </w:r>
           </w:p>
         </w:tc>
         <w:tc>
           <w:tcPr>
-            <w:tcW w:w="4125" w:type="dxa"/>
+            <w:tcW w:w="5691" w:type="dxa"/>
+            <w:gridSpan w:val="2"/>
           </w:tcPr>
           <w:p>
             <w:pPr>
-              <w:pStyle w:val="TableParagraph"/>
-              <w:spacing w:before="15" w:line="360" w:lineRule="auto"/>
+              <w:pStyle w:val="BodyText"/>
+            </w:pPr>
+            <w:r>
+              <w:t>Per-Class Defect mAP@50 Comparison</w:t>
+            </w:r>
+          </w:p>
+        </w:tc>
+      </w:tr>
+      <w:tr>
+        <w:trPr>
+          <w:gridAfter w:val="1"/>
+          <w:wAfter w:w="108" w:type="dxa"/>
+          <w:trHeight w:val="870"/>
+        </w:trPr>
+        <w:tc>
+          <w:tcPr>
+            <w:tcW w:w="1964" w:type="dxa"/>
+            <w:gridSpan w:val="2"/>
+          </w:tcPr>
+          <w:p>
+            <w:pPr>
+              <w:pStyle w:val="BodyText"/>
               <w:rPr>
                 <w:b/>
-                <w:sz w:val="24"/>
-                <w:szCs w:val="24"/>
               </w:rPr>
             </w:pPr>
+            <w:r>
+              <w:rPr>
+                <w:b/>
+              </w:rPr>
+              <w:t>Figure 6.8.2.1</w:t>
+            </w:r>
+          </w:p>
+        </w:tc>
+        <w:tc>
+          <w:tcPr>
+            <w:tcW w:w="5691" w:type="dxa"/>
+            <w:gridSpan w:val="2"/>
+          </w:tcPr>
+          <w:p>
+            <w:pPr>
+              <w:pStyle w:val="BodyText"/>
+            </w:pPr>
+            <w:r>
+              <w:t xml:space="preserve">Test Board Defect Detection </w:t>
+            </w:r>
+            <w:proofErr w:type="spellStart"/>
+            <w:r>
+              <w:t>Visualisation</w:t>
+            </w:r>
+            <w:proofErr w:type="spellEnd"/>
+            <w:r>
+              <w:t xml:space="preserve"> (00041200.jpg)</w:t>
+            </w:r>
+          </w:p>
+        </w:tc>
+      </w:tr>
+      <w:tr>
+        <w:trPr>
+          <w:gridAfter w:val="1"/>
+          <w:wAfter w:w="108" w:type="dxa"/>
+          <w:trHeight w:val="870"/>
+        </w:trPr>
+        <w:tc>
+          <w:tcPr>
+            <w:tcW w:w="1964" w:type="dxa"/>
+            <w:gridSpan w:val="2"/>
+          </w:tcPr>
+          <w:p>
+            <w:pPr>
+              <w:pStyle w:val="BodyText"/>
+              <w:rPr>
+                <w:b/>
+              </w:rPr>
+            </w:pPr>
+            <w:r>
+              <w:rPr>
+                <w:b/>
+              </w:rPr>
+              <w:t>Figure 6.8.2.2</w:t>
+            </w:r>
+          </w:p>
+        </w:tc>
+        <w:tc>
+          <w:tcPr>
+            <w:tcW w:w="5691" w:type="dxa"/>
+            <w:gridSpan w:val="2"/>
+          </w:tcPr>
+          <w:p>
+            <w:pPr>
+              <w:pStyle w:val="BodyText"/>
+            </w:pPr>
+            <w:r>
+              <w:t xml:space="preserve">Test Board Defect Detection </w:t>
+            </w:r>
+            <w:proofErr w:type="spellStart"/>
+            <w:r>
+              <w:t>Visualisation</w:t>
+            </w:r>
+            <w:proofErr w:type="spellEnd"/>
+            <w:r>
+              <w:t xml:space="preserve"> (00041204.jpg)</w:t>
+            </w:r>
           </w:p>
         </w:tc>
       </w:tr>
@@ -8189,221 +7978,96 @@
     </w:p>
     <w:p>
       <w:pPr>
-        <w:pStyle w:val="BodyText"/>
-        <w:spacing w:before="1" w:line="360" w:lineRule="auto"/>
-        <w:ind w:left="23" w:right="140" w:firstLine="401"/>
+        <w:widowControl/>
+        <w:autoSpaceDE/>
+        <w:autoSpaceDN/>
+        <w:spacing w:after="80" w:line="312" w:lineRule="auto"/>
+        <w:ind w:firstLine="432"/>
         <w:jc w:val="both"/>
-      </w:pPr>
-      <w:r>
-        <w:t>Skin cancer is one of the most common and potentially life-threatening forms of cancer, often progressing silently until it reaches advanced stages where treatment options become limited and less effective. Early detection plays a vital role in reducing mortality rates and improving patient outcomes, as</w:t>
-      </w:r>
-      <w:r>
-        <w:rPr>
-          <w:spacing w:val="-1"/>
-        </w:rPr>
-        <w:t xml:space="preserve"> </w:t>
-      </w:r>
-      <w:r>
-        <w:t>timely diagnosis</w:t>
-      </w:r>
-      <w:r>
-        <w:rPr>
-          <w:spacing w:val="-2"/>
-        </w:rPr>
-        <w:t xml:space="preserve"> </w:t>
-      </w:r>
-      <w:r>
-        <w:t>enables</w:t>
-      </w:r>
-      <w:r>
-        <w:rPr>
-          <w:spacing w:val="-1"/>
-        </w:rPr>
-        <w:t xml:space="preserve"> </w:t>
-      </w:r>
-      <w:r>
-        <w:t>effective</w:t>
-      </w:r>
-      <w:r>
-        <w:rPr>
-          <w:spacing w:val="-1"/>
-        </w:rPr>
-        <w:t xml:space="preserve"> </w:t>
-      </w:r>
-      <w:r>
-        <w:t>intervention</w:t>
-      </w:r>
-      <w:r>
-        <w:rPr>
-          <w:spacing w:val="-1"/>
-        </w:rPr>
-        <w:t xml:space="preserve"> </w:t>
-      </w:r>
-      <w:r>
-        <w:t xml:space="preserve">and management. An automated, computer-assisted system for skin cancer detection can significantly aid dermatologists by providing accurate and efficient screening of </w:t>
-      </w:r>
-      <w:proofErr w:type="spellStart"/>
-      <w:r>
-        <w:t>dermoscopic</w:t>
-      </w:r>
-      <w:proofErr w:type="spellEnd"/>
-      <w:r>
-        <w:t xml:space="preserve"> images, thereby facilitating prompt decision-making.</w:t>
-      </w:r>
-    </w:p>
-    <w:p>
-      <w:pPr>
-        <w:pStyle w:val="BodyText"/>
-        <w:spacing w:before="1" w:line="360" w:lineRule="auto"/>
-        <w:ind w:left="23" w:right="140" w:firstLine="697"/>
+        <w:rPr>
+          <w:rFonts w:eastAsia="MS Mincho" w:cs="Latha"/>
+          <w:color w:val="000000"/>
+          <w:sz w:val="24"/>
+        </w:rPr>
+      </w:pPr>
+      <w:r>
+        <w:rPr>
+          <w:rFonts w:eastAsia="MS Mincho" w:cs="Latha"/>
+          <w:color w:val="000000"/>
+          <w:sz w:val="24"/>
+        </w:rPr>
+        <w:t xml:space="preserve">Printed Circuit Boards (PCBs) are the core building blocks of contemporary electronics, supporting and electrically interconnecting critical passive and active components across automotive, aerospace, healthcare, and consumer computing domains. With continuous advancements in surface-mount technology (SMT), component packaging has shrunk to microscopic scales, leading to ultra-dense trace layouts. Consequently, minor manufacturing anomalies such as circuit shorts, etched breaks, </w:t>
+      </w:r>
+      <w:proofErr w:type="spellStart"/>
+      <w:r>
+        <w:rPr>
+          <w:rFonts w:eastAsia="MS Mincho" w:cs="Latha"/>
+          <w:color w:val="000000"/>
+          <w:sz w:val="24"/>
+        </w:rPr>
+        <w:t>mousebites</w:t>
+      </w:r>
+      <w:proofErr w:type="spellEnd"/>
+      <w:r>
+        <w:rPr>
+          <w:rFonts w:eastAsia="MS Mincho" w:cs="Latha"/>
+          <w:color w:val="000000"/>
+          <w:sz w:val="24"/>
+        </w:rPr>
+        <w:t>, spur defects, spurious copper, or unetched pin-holes can result in disastrous functional device failures. In mission-critical sectors such as automotive avionics and medical instrumentation, undetected faults represent severe safety and reliability risks.</w:t>
+      </w:r>
+    </w:p>
+    <w:p>
+      <w:pPr>
+        <w:widowControl/>
+        <w:autoSpaceDE/>
+        <w:autoSpaceDN/>
+        <w:spacing w:after="80" w:line="312" w:lineRule="auto"/>
+        <w:ind w:firstLine="432"/>
         <w:jc w:val="both"/>
-      </w:pPr>
-    </w:p>
-    <w:p>
-      <w:pPr>
-        <w:pStyle w:val="BodyText"/>
-        <w:spacing w:line="360" w:lineRule="auto"/>
-        <w:ind w:left="23" w:right="136" w:firstLine="401"/>
+        <w:rPr>
+          <w:rFonts w:eastAsia="MS Mincho" w:cs="Latha"/>
+          <w:color w:val="000000"/>
+          <w:sz w:val="24"/>
+        </w:rPr>
+      </w:pPr>
+    </w:p>
+    <w:p>
+      <w:pPr>
+        <w:widowControl/>
+        <w:autoSpaceDE/>
+        <w:autoSpaceDN/>
+        <w:spacing w:after="80" w:line="312" w:lineRule="auto"/>
+        <w:ind w:firstLine="432"/>
         <w:jc w:val="both"/>
-      </w:pPr>
-      <w:r>
-        <w:t>CNNs are highly effective in medical image analysis due to their ability to automatically extract spatial and textural features from images. However, they often face challenges in capturing global dependencies and contextual relationships within the data. To overcome these limitations, the integration of Transformers complements CNNs by learning long-range dependencies</w:t>
-      </w:r>
-      <w:r>
-        <w:rPr>
-          <w:spacing w:val="-2"/>
-        </w:rPr>
-        <w:t xml:space="preserve"> </w:t>
-      </w:r>
-      <w:r>
-        <w:t>and</w:t>
-      </w:r>
-      <w:r>
-        <w:rPr>
-          <w:spacing w:val="-2"/>
-        </w:rPr>
-        <w:t xml:space="preserve"> </w:t>
-      </w:r>
-      <w:r>
-        <w:t>global</w:t>
-      </w:r>
-      <w:r>
-        <w:rPr>
-          <w:spacing w:val="-3"/>
-        </w:rPr>
-        <w:t xml:space="preserve"> </w:t>
-      </w:r>
-      <w:r>
-        <w:t>attention,</w:t>
-      </w:r>
-      <w:r>
-        <w:rPr>
-          <w:spacing w:val="-3"/>
-        </w:rPr>
-        <w:t xml:space="preserve"> </w:t>
-      </w:r>
-      <w:r>
-        <w:t>enabling</w:t>
-      </w:r>
-      <w:r>
-        <w:rPr>
-          <w:spacing w:val="-3"/>
-        </w:rPr>
-        <w:t xml:space="preserve"> </w:t>
-      </w:r>
-      <w:r>
-        <w:t>the</w:t>
-      </w:r>
-      <w:r>
-        <w:rPr>
-          <w:spacing w:val="-2"/>
-        </w:rPr>
-        <w:t xml:space="preserve"> </w:t>
-      </w:r>
-      <w:r>
-        <w:t>model</w:t>
-      </w:r>
-      <w:r>
-        <w:rPr>
-          <w:spacing w:val="-2"/>
-        </w:rPr>
-        <w:t xml:space="preserve"> </w:t>
-      </w:r>
-      <w:r>
-        <w:t>to</w:t>
-      </w:r>
-      <w:r>
-        <w:rPr>
-          <w:spacing w:val="-2"/>
-        </w:rPr>
-        <w:t xml:space="preserve"> </w:t>
-      </w:r>
-      <w:r>
-        <w:t>interpret</w:t>
-      </w:r>
-      <w:r>
-        <w:rPr>
-          <w:spacing w:val="-2"/>
-        </w:rPr>
-        <w:t xml:space="preserve"> </w:t>
-      </w:r>
-      <w:r>
-        <w:t>complex</w:t>
-      </w:r>
-      <w:r>
-        <w:rPr>
-          <w:spacing w:val="-3"/>
-        </w:rPr>
-        <w:t xml:space="preserve"> </w:t>
-      </w:r>
-      <w:proofErr w:type="spellStart"/>
-      <w:r>
-        <w:t>dermoscopic</w:t>
-      </w:r>
-      <w:proofErr w:type="spellEnd"/>
-      <w:r>
-        <w:rPr>
-          <w:spacing w:val="-2"/>
-        </w:rPr>
-        <w:t xml:space="preserve"> </w:t>
-      </w:r>
-      <w:r>
-        <w:t>patterns more effectively. This hybrid approach leverages the strengths of both architectures, resulting in more robust and accurate predictions compared to traditional single-model methods.</w:t>
-      </w:r>
-    </w:p>
-    <w:p>
-      <w:pPr>
-        <w:pStyle w:val="BodyText"/>
-        <w:spacing w:line="360" w:lineRule="auto"/>
-        <w:ind w:left="23" w:right="136" w:firstLine="697"/>
+        <w:rPr>
+          <w:rFonts w:eastAsia="MS Mincho" w:cs="Latha"/>
+          <w:color w:val="000000"/>
+          <w:sz w:val="24"/>
+        </w:rPr>
+      </w:pPr>
+      <w:r>
+        <w:rPr>
+          <w:rFonts w:eastAsia="MS Mincho" w:cs="Latha"/>
+          <w:color w:val="000000"/>
+          <w:sz w:val="24"/>
+        </w:rPr>
+        <w:t>Traditionally, electronics manufacturing relies on manual human visual inspection or commercial Automated Optical Inspection (AOI) machinery. Human inspection is inherently subjective, fatiguing, and slow, typically examining fewer than two boards per minute with declining accuracy over shifts. While conventional AOI machines use template subtraction algorithms, they are extremely cost-prohibitive ($50,000 to $300,000 per station) and susceptible to false-positive alarms triggered by minor illumination variations, board flexure, or solder-mask shade differences. Furthermore, traditional computer vision pipelines provide binary accept/reject flags without explaining the visual evidence behind their classifications.</w:t>
+      </w:r>
+    </w:p>
+    <w:p>
+      <w:pPr>
+        <w:widowControl/>
+        <w:autoSpaceDE/>
+        <w:autoSpaceDN/>
+        <w:spacing w:after="80" w:line="312" w:lineRule="auto"/>
+        <w:ind w:firstLine="432"/>
         <w:jc w:val="both"/>
-      </w:pPr>
-    </w:p>
-    <w:p>
-      <w:pPr>
-        <w:pStyle w:val="BodyText"/>
-        <w:spacing w:line="360" w:lineRule="auto"/>
-        <w:ind w:left="23" w:right="137" w:firstLine="401"/>
-        <w:jc w:val="both"/>
-      </w:pPr>
-      <w:r>
-        <w:t xml:space="preserve">The importance of developing a reliable and accessible Computer-Aided Diagnosis (CAD) system cannot be overstated, particularly in regions where access to dermatological specialists is limited. By training the hybrid model on diverse </w:t>
-      </w:r>
-      <w:proofErr w:type="spellStart"/>
-      <w:r>
-        <w:t>dermoscopic</w:t>
-      </w:r>
-      <w:proofErr w:type="spellEnd"/>
-      <w:r>
-        <w:t xml:space="preserve"> image datasets, the system can generalize better across varying imaging conditions, skin types, and lesion patterns, thereby minimizing issues such as overfitting and poor adaptability. Furthermore, data augmentation and transfer learning techniques are employed to address class imbalance and enhance model performance in real-world scenarios.</w:t>
-      </w:r>
-    </w:p>
-    <w:p>
-      <w:pPr>
-        <w:pStyle w:val="BodyText"/>
-        <w:spacing w:line="360" w:lineRule="auto"/>
-        <w:ind w:left="23" w:right="137" w:firstLine="697"/>
-        <w:jc w:val="both"/>
+        <w:rPr>
+          <w:rFonts w:eastAsia="MS Mincho" w:cs="Latha"/>
+          <w:color w:val="000000"/>
+          <w:sz w:val="24"/>
+        </w:rPr>
       </w:pPr>
     </w:p>
     <w:p>
@@ -8414,7 +8078,33 @@
         <w:jc w:val="both"/>
       </w:pPr>
       <w:r>
-        <w:t>The model’s performance is evaluated using key metrics such as accuracy, precision, recall, F1-score, and AUC to provide a comprehensive assessment of its diagnostic capability. This study not only highlights the potential of hybrid deep learning models in advancing automated skin cancer detection but also contributes to the growing field of AI-driven medical diagnostics, with the aim of making screening processes faster, more accurate, and widely accessible.</w:t>
+        <w:rPr>
+          <w:rFonts w:eastAsia="MS Mincho" w:cs="Latha"/>
+          <w:color w:val="000000"/>
+          <w:szCs w:val="22"/>
+        </w:rPr>
+        <w:t xml:space="preserve">Recent computer vision research has turned toward deep-learning object detectors such as YOLO to automate PCB defect localization. However, existing deep-learning deployments function as opaque 'black-box' systems. When an AI model flags an anomaly, quality engineers receive no visual attribution confirming why the region was selected, nor do they receive standardized severity scores or rework guidance. To overcome these critical bottlenecks, </w:t>
+      </w:r>
+      <w:proofErr w:type="spellStart"/>
+      <w:r>
+        <w:rPr>
+          <w:rFonts w:eastAsia="MS Mincho" w:cs="Latha"/>
+          <w:color w:val="000000"/>
+          <w:szCs w:val="22"/>
+        </w:rPr>
+        <w:t>SmartPCB</w:t>
+      </w:r>
+      <w:proofErr w:type="spellEnd"/>
+      <w:r>
+        <w:rPr>
+          <w:rFonts w:eastAsia="MS Mincho" w:cs="Latha"/>
+          <w:color w:val="000000"/>
+          <w:szCs w:val="22"/>
+        </w:rPr>
+        <w:t>-XAI introduces a four-tier inspection platform combining dual YOLOv11s object detectors, feature activation energy explainability, deterministic IPC-A-610-informed severity scoring, and an interactive 2D Digital Twin schematic</w:t>
+      </w:r>
+      <w:r>
+        <w:t>.</w:t>
       </w:r>
     </w:p>
     <w:p>
@@ -8473,165 +8163,11 @@
         <w:jc w:val="both"/>
       </w:pPr>
       <w:r>
-        <w:t>The objective of this research is to develop a hybrid deep learning-based system for</w:t>
-      </w:r>
-      <w:r>
-        <w:rPr>
-          <w:spacing w:val="-1"/>
-        </w:rPr>
-        <w:t xml:space="preserve"> </w:t>
-      </w:r>
-      <w:r>
-        <w:t xml:space="preserve">the early detection and classification of skin cancer into malignant and benign lesions. Through a comparative study of multiple hybrid models, the combination of </w:t>
-      </w:r>
-      <w:proofErr w:type="spellStart"/>
-      <w:r>
-        <w:t>EfficientNet</w:t>
-      </w:r>
-      <w:proofErr w:type="spellEnd"/>
-      <w:r>
-        <w:t xml:space="preserve">, </w:t>
-      </w:r>
-      <w:proofErr w:type="spellStart"/>
-      <w:r>
-        <w:t>DenseNet</w:t>
-      </w:r>
-      <w:proofErr w:type="spellEnd"/>
-      <w:r>
-        <w:t xml:space="preserve">, and </w:t>
-      </w:r>
-      <w:proofErr w:type="spellStart"/>
-      <w:r>
-        <w:t>ResNet</w:t>
-      </w:r>
-      <w:proofErr w:type="spellEnd"/>
-      <w:r>
-        <w:t xml:space="preserve"> is identified as the most effective architecture, achieving superior accuracy of 96.75%. This model leverages the strengths of </w:t>
-      </w:r>
-      <w:proofErr w:type="spellStart"/>
-      <w:r>
-        <w:t>EfficientNet’s</w:t>
-      </w:r>
-      <w:proofErr w:type="spellEnd"/>
-      <w:r>
-        <w:t xml:space="preserve"> optimized scaling, </w:t>
-      </w:r>
-      <w:proofErr w:type="spellStart"/>
-      <w:r>
-        <w:t>DenseNet’s</w:t>
-      </w:r>
-      <w:proofErr w:type="spellEnd"/>
-      <w:r>
-        <w:t xml:space="preserve"> feature reuse, and </w:t>
-      </w:r>
-      <w:proofErr w:type="spellStart"/>
-      <w:r>
-        <w:t>ResNet’s</w:t>
-      </w:r>
-      <w:proofErr w:type="spellEnd"/>
-      <w:r>
-        <w:t xml:space="preserve"> deep gradient flow to enhance diagnostic accuracy and robustness. The system addresses challenges such as class imbalance, image variability, and overfitting, while ensuring adaptability to real-world clinical conditions. Ultimately, the goal is to provide a reliable</w:t>
-      </w:r>
-      <w:r>
-        <w:rPr>
-          <w:spacing w:val="-3"/>
-        </w:rPr>
-        <w:t xml:space="preserve"> </w:t>
-      </w:r>
-      <w:r>
-        <w:t>and</w:t>
-      </w:r>
-      <w:r>
-        <w:rPr>
-          <w:spacing w:val="-3"/>
-        </w:rPr>
-        <w:t xml:space="preserve"> </w:t>
-      </w:r>
-      <w:r>
-        <w:t>cost-effective</w:t>
-      </w:r>
-      <w:r>
-        <w:rPr>
-          <w:spacing w:val="-2"/>
-        </w:rPr>
-        <w:t xml:space="preserve"> </w:t>
-      </w:r>
-      <w:r>
-        <w:t>Computer-Aided</w:t>
-      </w:r>
-      <w:r>
-        <w:rPr>
-          <w:spacing w:val="-2"/>
-        </w:rPr>
-        <w:t xml:space="preserve"> </w:t>
-      </w:r>
-      <w:r>
-        <w:t>Diagnosis</w:t>
-      </w:r>
-      <w:r>
-        <w:rPr>
-          <w:spacing w:val="-2"/>
-        </w:rPr>
-        <w:t xml:space="preserve"> </w:t>
-      </w:r>
-      <w:r>
-        <w:t>(CAD)</w:t>
-      </w:r>
-      <w:r>
-        <w:rPr>
-          <w:spacing w:val="-3"/>
-        </w:rPr>
-        <w:t xml:space="preserve"> </w:t>
-      </w:r>
-      <w:r>
-        <w:t>tool</w:t>
-      </w:r>
-      <w:r>
-        <w:rPr>
-          <w:spacing w:val="-3"/>
-        </w:rPr>
-        <w:t xml:space="preserve"> </w:t>
-      </w:r>
-      <w:r>
-        <w:t>that</w:t>
-      </w:r>
-      <w:r>
-        <w:rPr>
-          <w:spacing w:val="-2"/>
-        </w:rPr>
-        <w:t xml:space="preserve"> </w:t>
-      </w:r>
-      <w:r>
-        <w:t>supports</w:t>
-      </w:r>
-      <w:r>
-        <w:rPr>
-          <w:spacing w:val="-3"/>
-        </w:rPr>
-        <w:t xml:space="preserve"> </w:t>
-      </w:r>
-      <w:r>
-        <w:t>early</w:t>
-      </w:r>
-      <w:r>
-        <w:rPr>
-          <w:spacing w:val="-3"/>
-        </w:rPr>
-        <w:t xml:space="preserve"> </w:t>
-      </w:r>
-      <w:r>
-        <w:t xml:space="preserve">detection and improved patient </w:t>
-      </w:r>
-      <w:proofErr w:type="gramStart"/>
-      <w:r>
-        <w:t>outcomes..</w:t>
-      </w:r>
-      <w:proofErr w:type="gramEnd"/>
-    </w:p>
-    <w:p>
-      <w:pPr>
-        <w:pStyle w:val="BodyText"/>
-      </w:pPr>
+        <w:t>The objective of this project is to develop an explainable, severity-aware deep learning system for the automated detection and classification of PCB defects and electronic components. Through a verification study cross-checking an externally sourced detector against a model trained entirely from scratch on provenance-verified data, the from-scratch YOLO11-based detector is identified as the trustworthy, citable model, achieving a detection accuracy of 95.1% mAP@50. This model leverages YOLO11’s single-stage detection architecture, a deterministic severity-scoring engine, and an activation-based explainability overlay to enhance inspection transparency and actionable repair guidance. The system addresses challenges such as checkpoint-provenance risk, dataset leakage, and class imbalance across defect types, while ensuring reliable operation on real-world PCB images. Ultimately, the goal is to provide a reliable, transparent, and cost-effective inspection tool that supports early defect detection and improved manufacturing quality</w:t>
+      </w:r>
+      <w:r>
+        <w:t>.</w:t>
+      </w:r>
     </w:p>
     <w:p>
       <w:pPr>
@@ -8666,147 +8202,41 @@
         <w:jc w:val="both"/>
       </w:pPr>
       <w:r>
-        <w:t xml:space="preserve">The proposed work encompasses the development of a </w:t>
-      </w:r>
-      <w:r>
-        <w:rPr>
-          <w:rStyle w:val="Strong"/>
-          <w:b w:val="0"/>
-          <w:bCs w:val="0"/>
-        </w:rPr>
-        <w:t>hybrid deep learning-based diagnostic system</w:t>
-      </w:r>
-      <w:r>
-        <w:t xml:space="preserve"> for the detection and classification of skin cancer lesions into malignant and benign categories. The study focuses on leveraging the complementary strengths of </w:t>
-      </w:r>
-      <w:proofErr w:type="spellStart"/>
-      <w:r>
-        <w:rPr>
-          <w:rStyle w:val="Strong"/>
-          <w:b w:val="0"/>
-          <w:bCs w:val="0"/>
-        </w:rPr>
-        <w:t>EfficientNet</w:t>
-      </w:r>
-      <w:proofErr w:type="spellEnd"/>
-      <w:r>
-        <w:rPr>
-          <w:rStyle w:val="Strong"/>
-          <w:b w:val="0"/>
-          <w:bCs w:val="0"/>
-        </w:rPr>
-        <w:t xml:space="preserve">, </w:t>
-      </w:r>
-      <w:proofErr w:type="spellStart"/>
-      <w:r>
-        <w:rPr>
-          <w:rStyle w:val="Strong"/>
-          <w:b w:val="0"/>
-          <w:bCs w:val="0"/>
-        </w:rPr>
-        <w:t>DenseNet</w:t>
-      </w:r>
-      <w:proofErr w:type="spellEnd"/>
-      <w:r>
-        <w:rPr>
-          <w:rStyle w:val="Strong"/>
-          <w:b w:val="0"/>
-          <w:bCs w:val="0"/>
-        </w:rPr>
-        <w:t xml:space="preserve">, and </w:t>
-      </w:r>
-      <w:proofErr w:type="spellStart"/>
-      <w:r>
-        <w:rPr>
-          <w:rStyle w:val="Strong"/>
-          <w:b w:val="0"/>
-          <w:bCs w:val="0"/>
-        </w:rPr>
-        <w:t>ResNet</w:t>
-      </w:r>
-      <w:proofErr w:type="spellEnd"/>
-      <w:r>
-        <w:t xml:space="preserve"> to extract both fine-grained local features and high-level abstract representations, thereby enhancing diagnostic accuracy, robustness, and generalization across diverse </w:t>
-      </w:r>
-      <w:proofErr w:type="spellStart"/>
-      <w:r>
-        <w:t>dermoscopic</w:t>
-      </w:r>
-      <w:proofErr w:type="spellEnd"/>
-      <w:r>
-        <w:t xml:space="preserve"> images. Furthermore, the system aims to integrate </w:t>
-      </w:r>
-      <w:r>
-        <w:rPr>
-          <w:rStyle w:val="Strong"/>
-          <w:b w:val="0"/>
-          <w:bCs w:val="0"/>
-        </w:rPr>
-        <w:t>automated image preprocessing techniques</w:t>
-      </w:r>
-      <w:r>
-        <w:t xml:space="preserve"> such as noise reduction, contrast enhancement, and lesion segmentation to ensure improved feature extraction quality. The hybrid architecture will be trained and validated using the </w:t>
-      </w:r>
-      <w:r>
-        <w:rPr>
-          <w:rStyle w:val="Strong"/>
-          <w:b w:val="0"/>
-          <w:bCs w:val="0"/>
-        </w:rPr>
-        <w:t>HAM10000 dataset</w:t>
-      </w:r>
-      <w:r>
-        <w:rPr>
-          <w:b/>
-          <w:bCs/>
-        </w:rPr>
-        <w:t>,</w:t>
-      </w:r>
-      <w:r>
-        <w:t xml:space="preserve"> ensuring high performance across multiple lesion types. The developed model will also include </w:t>
-      </w:r>
-      <w:r>
-        <w:rPr>
-          <w:rStyle w:val="Strong"/>
-          <w:b w:val="0"/>
-          <w:bCs w:val="0"/>
-        </w:rPr>
-        <w:t>performance evaluation metrics</w:t>
-      </w:r>
-      <w:r>
-        <w:t xml:space="preserve"> such as accuracy, precision, recall, F1-score, and ROC-AUC to measure its diagnostic capability objectively. </w:t>
-      </w:r>
-      <w:r>
-        <w:t xml:space="preserve">In the broader scope, this research aims to contribute toward </w:t>
-      </w:r>
-      <w:r>
-        <w:rPr>
-          <w:rStyle w:val="Strong"/>
-          <w:b w:val="0"/>
-          <w:bCs w:val="0"/>
-        </w:rPr>
-        <w:t>early detection and prevention of skin cancer</w:t>
-      </w:r>
-      <w:r>
-        <w:rPr>
-          <w:b/>
-          <w:bCs/>
-        </w:rPr>
-        <w:t>,</w:t>
-      </w:r>
-      <w:r>
-        <w:t xml:space="preserve"> reduce dependency on manual interpretation, and serve as a </w:t>
-      </w:r>
-      <w:r>
-        <w:rPr>
-          <w:rStyle w:val="Strong"/>
-          <w:b w:val="0"/>
-          <w:bCs w:val="0"/>
-        </w:rPr>
-        <w:t>Computer-Aided Diagnosis (CAD)</w:t>
-      </w:r>
-      <w:r>
-        <w:t xml:space="preserve"> tool that can be deployed in clinical and telemedicine environments.</w:t>
+        <w:rPr>
+          <w:lang w:val="en-US"/>
+        </w:rPr>
+        <w:t xml:space="preserve">The scope of </w:t>
+      </w:r>
+      <w:proofErr w:type="spellStart"/>
+      <w:r>
+        <w:rPr>
+          <w:lang w:val="en-US"/>
+        </w:rPr>
+        <w:t>SmartPCB</w:t>
+      </w:r>
+      <w:proofErr w:type="spellEnd"/>
+      <w:r>
+        <w:rPr>
+          <w:lang w:val="en-US"/>
+        </w:rPr>
+        <w:t xml:space="preserve">-XAI encompasses the development of a dual deep learning-based diagnostic system for the detection and classification of printed circuit board anomalies into structural defect and electronic component categories. The study focuses on leveraging two parallel YOLO11-based detectors to extract fine-grained local features for six structural defect classes and six component classes, thereby enhancing inspection accuracy, robustness, and generalization across diverse board layouts and imaging conditions. Furthermore, the system integrates automated image preprocessing techniques such as CLAHE-based contrast enhancement and high-resolution tiling to ensure improved feature extraction quality for small components and fine defects. The detection pipeline is trained and validated using the </w:t>
+      </w:r>
+      <w:proofErr w:type="spellStart"/>
+      <w:r>
+        <w:rPr>
+          <w:lang w:val="en-US"/>
+        </w:rPr>
+        <w:t>DeepPCB</w:t>
+      </w:r>
+      <w:proofErr w:type="spellEnd"/>
+      <w:r>
+        <w:rPr>
+          <w:lang w:val="en-US"/>
+        </w:rPr>
+        <w:t xml:space="preserve"> and FICS-PCB datasets, ensuring reliable performance across multiple defect and component types. The developed system also includes an activation-based explainability overlay, a deterministic severity-scoring engine, and performance evaluation metrics such as mAP@50, mAP@50-95, precision, and recall to measure diagnostic capability objectively. In the broader scope, this project aims to contribute toward early, consistent detection of manufacturing defects, reduce dependency on manual visual inspection, and serve as an interpretable inspection tool deployable in electronics manufacturing and quality-assurance environments</w:t>
+      </w:r>
+      <w:r>
+        <w:t>.</w:t>
       </w:r>
     </w:p>
     <w:p>
@@ -8874,256 +8304,20 @@
     </w:p>
     <w:p>
       <w:pPr>
-        <w:pStyle w:val="NormalWeb"/>
-        <w:spacing w:line="360" w:lineRule="auto"/>
-        <w:ind w:firstLine="720"/>
-        <w:jc w:val="both"/>
-      </w:pPr>
-      <w:r>
-        <w:t>Due to the skin lesion types’ high degree of resemblance in the early stages of skin cancer, a delayed diagnosis is often the result. Deep learning algorithms have shown promising outcomes in this area; however, these black-box approaches result in a lack of confidence because dermatologists are unable to interpret and confirm their model decisions. An explainable artificial intelligence (XAI)-based skin lesion classification system was developed to improve the accuracy and interpretability of skin lesion classification. This system assists dermatologists in managing melanoma diagnosis by providing transparent AI explanations. The proposed XAI model was evaluated using the 2019 dataset from the International Skin Imaging Collaboration (ISIC) [1].</w:t>
-      </w:r>
-    </w:p>
-    <w:p>
-      <w:pPr>
-        <w:pStyle w:val="BodyText"/>
-        <w:spacing w:line="360" w:lineRule="auto"/>
-        <w:ind w:left="64" w:right="157" w:firstLine="719"/>
-        <w:jc w:val="both"/>
-      </w:pPr>
-      <w:r>
-        <w:t xml:space="preserve">Melanoma is a kind of skin cancer that is highly lethal. Because of their remarkable similarities, the various types of skin lesions often result in incorrect diagnoses. Dermatologists can treat patients and save their lives by accurately classifying skin lesions in their early stages. This research provided a methodology for highly accurate skin lesion classification through transfer learning and a pre-trained model based on </w:t>
-      </w:r>
-      <w:proofErr w:type="spellStart"/>
-      <w:r>
-        <w:t>GoogleNet</w:t>
-      </w:r>
-      <w:proofErr w:type="spellEnd"/>
-      <w:r>
-        <w:t>. Model parameters were initialized using transfer learning and adjusted throughout training to achieve optimal performance. The ISIC 2019 dataset was used to evaluate the proposed model’s ability to categorize various types of skin lesions [2].</w:t>
-      </w:r>
-    </w:p>
-    <w:p>
-      <w:pPr>
-        <w:pStyle w:val="BodyText"/>
-        <w:spacing w:line="360" w:lineRule="auto"/>
-        <w:ind w:right="157"/>
-        <w:jc w:val="both"/>
-      </w:pPr>
-    </w:p>
-    <w:p>
-      <w:pPr>
-        <w:pStyle w:val="BodyText"/>
-        <w:spacing w:line="360" w:lineRule="auto"/>
-        <w:ind w:left="64" w:right="157" w:firstLine="719"/>
-        <w:jc w:val="both"/>
-      </w:pPr>
-      <w:r>
-        <w:t xml:space="preserve">Automated skin lesion segmentation and classification are two of the most significant and interrelated tasks in computer-aided skin cancer </w:t>
-      </w:r>
-      <w:proofErr w:type="spellStart"/>
-      <w:proofErr w:type="gramStart"/>
-      <w:r>
-        <w:t>diagnosis.To</w:t>
-      </w:r>
-      <w:proofErr w:type="spellEnd"/>
-      <w:proofErr w:type="gramEnd"/>
-      <w:r>
-        <w:t xml:space="preserve"> address this challenge, the proposed </w:t>
-      </w:r>
-      <w:r>
-        <w:rPr>
-          <w:rStyle w:val="Strong"/>
-          <w:b w:val="0"/>
-          <w:bCs w:val="0"/>
-        </w:rPr>
-        <w:t>Mutual Bootstrapping Deep Convolutional Neural Network (MB-DCNN)</w:t>
-      </w:r>
-      <w:r>
-        <w:t xml:space="preserve"> was designed to simultaneously perform both segmentation and classification within a unified architecture. The framework consisted of three core modules — a </w:t>
-      </w:r>
-      <w:r>
-        <w:rPr>
-          <w:rStyle w:val="Strong"/>
-          <w:b w:val="0"/>
-          <w:bCs w:val="0"/>
-        </w:rPr>
-        <w:t>Coarse Segmentation</w:t>
-      </w:r>
-      <w:r>
-        <w:rPr>
-          <w:rStyle w:val="Strong"/>
-        </w:rPr>
-        <w:t xml:space="preserve"> </w:t>
-      </w:r>
-      <w:r>
-        <w:rPr>
-          <w:rStyle w:val="Strong"/>
-          <w:b w:val="0"/>
-          <w:bCs w:val="0"/>
-        </w:rPr>
-        <w:t>Network (coarse-SN)</w:t>
-      </w:r>
-      <w:r>
-        <w:t xml:space="preserve"> for initial lesion boundary extraction, a </w:t>
-      </w:r>
-      <w:r>
-        <w:rPr>
-          <w:rStyle w:val="Strong"/>
-          <w:b w:val="0"/>
-          <w:bCs w:val="0"/>
-        </w:rPr>
-        <w:t>Mask-Guided Classification</w:t>
-      </w:r>
-      <w:r>
-        <w:rPr>
-          <w:rStyle w:val="Strong"/>
-        </w:rPr>
-        <w:t xml:space="preserve"> </w:t>
-      </w:r>
-      <w:r>
-        <w:rPr>
-          <w:rStyle w:val="Strong"/>
-          <w:b w:val="0"/>
-          <w:bCs w:val="0"/>
-        </w:rPr>
-        <w:t>Network (mask-CN)</w:t>
-      </w:r>
-      <w:r>
-        <w:t xml:space="preserve"> that utilized segmentation masks to enhance feature learning for classification, and an </w:t>
-      </w:r>
-      <w:r>
-        <w:rPr>
-          <w:rStyle w:val="Strong"/>
-          <w:b w:val="0"/>
-          <w:bCs w:val="0"/>
-        </w:rPr>
-        <w:t>Enhanced Segmentation Network (enhanced-SN)</w:t>
-      </w:r>
-      <w:r>
-        <w:t xml:space="preserve"> that refined segmentation accuracy through feedback from the classification stage. Extensive experiments on </w:t>
-      </w:r>
-      <w:proofErr w:type="spellStart"/>
-      <w:r>
-        <w:t>dermoscopic</w:t>
-      </w:r>
-      <w:proofErr w:type="spellEnd"/>
-      <w:r>
-        <w:t xml:space="preserve"> image datasets demonstrated that the MB-DCNN not only achieved higher segmentation precision but also enhanced classification reliability and robustness, particularly in cases involving complex or low-contrast skin lesions [3].</w:t>
-      </w:r>
-    </w:p>
-    <w:p>
-      <w:pPr>
-        <w:pStyle w:val="BodyText"/>
-        <w:spacing w:line="360" w:lineRule="auto"/>
-        <w:ind w:left="64" w:right="157" w:firstLine="719"/>
-        <w:jc w:val="both"/>
-      </w:pPr>
-    </w:p>
-    <w:p>
-      <w:pPr>
-        <w:pStyle w:val="BodyText"/>
-        <w:spacing w:line="360" w:lineRule="auto"/>
-        <w:ind w:left="64" w:right="157" w:firstLine="719"/>
-        <w:jc w:val="both"/>
-      </w:pPr>
-    </w:p>
-    <w:p>
-      <w:pPr>
-        <w:pStyle w:val="BodyText"/>
-        <w:spacing w:line="360" w:lineRule="auto"/>
-        <w:ind w:right="157"/>
-        <w:jc w:val="both"/>
-      </w:pPr>
-    </w:p>
-    <w:p>
-      <w:pPr>
-        <w:pStyle w:val="BodyText"/>
-        <w:spacing w:line="360" w:lineRule="auto"/>
-        <w:ind w:left="64" w:right="157" w:firstLine="719"/>
-        <w:jc w:val="both"/>
-      </w:pPr>
-    </w:p>
-    <w:p>
-      <w:pPr>
-        <w:pStyle w:val="BodyText"/>
-        <w:spacing w:line="360" w:lineRule="auto"/>
-        <w:ind w:left="64" w:right="157" w:firstLine="719"/>
-        <w:jc w:val="both"/>
-      </w:pPr>
-      <w:r>
-        <w:t xml:space="preserve">An enhanced framework for skin cancer diagnosis was introduced to improve multi-class classification accuracy using deep feature extraction techniques. The study integrated convolutional neural networks (CNNs) with optimized feature fusion and preprocessing steps to achieve superior diagnostic precision. The proposed approach demonstrated high sensitivity and specificity when tested on </w:t>
-      </w:r>
-      <w:proofErr w:type="spellStart"/>
-      <w:r>
-        <w:t>dermoscopic</w:t>
-      </w:r>
-      <w:proofErr w:type="spellEnd"/>
-      <w:r>
-        <w:t xml:space="preserve"> datasets, highlighting its potential to assist dermatologists in clinical environments. The framework effectively addressed issues related to feature redundancy and image noise, resulting in improved lesion classification performance [4].</w:t>
-      </w:r>
-    </w:p>
-    <w:p>
-      <w:pPr>
-        <w:pStyle w:val="BodyText"/>
-        <w:spacing w:line="360" w:lineRule="auto"/>
-        <w:ind w:right="157"/>
-        <w:jc w:val="both"/>
-      </w:pPr>
-    </w:p>
-    <w:p>
-      <w:pPr>
-        <w:pStyle w:val="BodyText"/>
-        <w:spacing w:line="360" w:lineRule="auto"/>
-        <w:ind w:left="64" w:right="157" w:firstLine="719"/>
-        <w:jc w:val="both"/>
-      </w:pPr>
-      <w:r>
-        <w:t xml:space="preserve">An interpretable deep learning model, named </w:t>
-      </w:r>
-      <w:proofErr w:type="spellStart"/>
-      <w:r>
-        <w:rPr>
-          <w:rStyle w:val="Emphasis"/>
-        </w:rPr>
-        <w:t>SmartSkin</w:t>
-      </w:r>
-      <w:proofErr w:type="spellEnd"/>
-      <w:r>
-        <w:rPr>
-          <w:rStyle w:val="Emphasis"/>
-        </w:rPr>
-        <w:t>-XAI</w:t>
-      </w:r>
-      <w:r>
-        <w:t>, was proposed to enhance transparency and reliability in skin cancer detection. The model combined convolutional neural networks with explainable artificial intelligence (XAI) techniques to make its diagnostic decisions interpretable. By providing visual explanations and highlighting important image regions influencing classification, the system increased clinical trust and reduced the black-box nature of deep learning. The study emphasized the significance of integrating interpretability with accuracy for real-world healthcare applications [5].</w:t>
-      </w:r>
-    </w:p>
-    <w:p>
-      <w:pPr>
-        <w:pStyle w:val="BodyText"/>
-        <w:spacing w:line="360" w:lineRule="auto"/>
-        <w:ind w:right="157"/>
-        <w:jc w:val="both"/>
-      </w:pPr>
-    </w:p>
-    <w:p>
-      <w:pPr>
         <w:pStyle w:val="BodyText"/>
         <w:spacing w:line="360" w:lineRule="auto"/>
         <w:ind w:right="157" w:firstLine="720"/>
         <w:jc w:val="both"/>
-      </w:pPr>
-      <w:r>
-        <w:t>A comparative study demonstrated that deep learning models could outperform dermatologists in identifying skin lesions. The research evaluated a neural network against 157 dermatologists and found that the AI system exceeded the diagnostic accuracy of 136 participants. This study established the capability of deep neural networks to achieve dermatologist-level performance, proving their potential as effective clinical decision-support tools. The results underscored the reliability and consistency of AI in large-scale medical image analysis [6].</w:t>
-      </w:r>
-    </w:p>
-    <w:p>
-      <w:pPr>
-        <w:pStyle w:val="BodyText"/>
-        <w:spacing w:line="360" w:lineRule="auto"/>
-        <w:ind w:right="157"/>
-        <w:jc w:val="both"/>
-      </w:pPr>
+        <w:rPr>
+          <w:lang w:val="en-IN" w:eastAsia="en-IN"/>
+        </w:rPr>
+      </w:pPr>
+      <w:r>
+        <w:rPr>
+          <w:lang w:val="en-IN" w:eastAsia="en-IN"/>
+        </w:rPr>
+        <w:t>Automated printed circuit board (PCB) defect detection has evolved from traditional image processing techniques to machine learning and deep learning approaches. Ling and Isa reviewed various PCB defect detection methods, including image processing, machine learning, and deep learning techniques. Their study discussed the limitations of conventional methods, particularly their sensitivity to lighting variations and image noise, and highlighted the potential of deep learning for improving automated PCB inspection [1].</w:t>
+      </w:r>
     </w:p>
     <w:p>
       <w:pPr>
@@ -9131,108 +8325,10 @@
         <w:spacing w:line="360" w:lineRule="auto"/>
         <w:ind w:right="157" w:firstLine="720"/>
         <w:jc w:val="both"/>
-      </w:pPr>
-      <w:r>
-        <w:t xml:space="preserve">An efficient seven-way multi-class classification model, named </w:t>
-      </w:r>
-      <w:r>
-        <w:rPr>
-          <w:rStyle w:val="Strong"/>
-          <w:b w:val="0"/>
-          <w:bCs w:val="0"/>
-        </w:rPr>
-        <w:t xml:space="preserve">Skin Lesion </w:t>
-      </w:r>
-      <w:proofErr w:type="spellStart"/>
-      <w:r>
-        <w:rPr>
-          <w:rStyle w:val="Strong"/>
-          <w:b w:val="0"/>
-          <w:bCs w:val="0"/>
-        </w:rPr>
-        <w:t>Analyser</w:t>
-      </w:r>
-      <w:proofErr w:type="spellEnd"/>
-      <w:r>
-        <w:rPr>
-          <w:b/>
-          <w:bCs/>
-        </w:rPr>
-        <w:t xml:space="preserve">, </w:t>
-      </w:r>
-      <w:r>
-        <w:t xml:space="preserve">was developed using the lightweight </w:t>
-      </w:r>
-      <w:proofErr w:type="spellStart"/>
-      <w:r>
-        <w:rPr>
-          <w:rStyle w:val="Strong"/>
-          <w:b w:val="0"/>
-          <w:bCs w:val="0"/>
-        </w:rPr>
-        <w:t>MobileNet</w:t>
-      </w:r>
-      <w:proofErr w:type="spellEnd"/>
-      <w:r>
-        <w:t xml:space="preserve"> architecture. The system utilized </w:t>
-      </w:r>
-      <w:proofErr w:type="spellStart"/>
-      <w:r>
-        <w:rPr>
-          <w:rStyle w:val="Strong"/>
-          <w:b w:val="0"/>
-          <w:bCs w:val="0"/>
-        </w:rPr>
-        <w:t>depthwise</w:t>
-      </w:r>
-      <w:proofErr w:type="spellEnd"/>
-      <w:r>
-        <w:rPr>
-          <w:rStyle w:val="Strong"/>
-          <w:b w:val="0"/>
-          <w:bCs w:val="0"/>
-        </w:rPr>
-        <w:t xml:space="preserve"> separable convolutions</w:t>
-      </w:r>
-      <w:r>
-        <w:t xml:space="preserve"> to minimize computational requirements while preserving high accuracy. Trained on the </w:t>
-      </w:r>
-      <w:r>
-        <w:rPr>
-          <w:rStyle w:val="Strong"/>
-          <w:b w:val="0"/>
-          <w:bCs w:val="0"/>
-        </w:rPr>
-        <w:t>ISIC 2018 dataset</w:t>
-      </w:r>
-      <w:r>
-        <w:rPr>
-          <w:b/>
-          <w:bCs/>
-        </w:rPr>
-        <w:t>,</w:t>
-      </w:r>
-      <w:r>
-        <w:t xml:space="preserve"> the model successfully differentiated between multiple lesion types with remarkable precision. Its efficiency and portability make it suitable for </w:t>
-      </w:r>
-      <w:r>
-        <w:rPr>
-          <w:rStyle w:val="Strong"/>
-          <w:b w:val="0"/>
-          <w:bCs w:val="0"/>
-        </w:rPr>
-        <w:t>real-time and mobile diagnostic applications</w:t>
-      </w:r>
-      <w:r>
-        <w:rPr>
-          <w:b/>
-          <w:bCs/>
-        </w:rPr>
-        <w:t xml:space="preserve">, </w:t>
-      </w:r>
-      <w:r>
-        <w:t>enhancing accessibility to early skin cancer detection. Furthermore, the model demonstrated excellent generalization capability when tested on unseen datasets, indicating its robustness across diverse imaging conditions. The integration of transfer learning and fine-tuning further contributed to improved convergence speed and reduced overfitting, making it a reliable tool for clinical deployment [7].</w:t>
-      </w:r>
+        <w:rPr>
+          <w:lang w:val="en-IN" w:eastAsia="en-IN"/>
+        </w:rPr>
+      </w:pPr>
     </w:p>
     <w:p>
       <w:pPr>
@@ -9240,15 +8336,16 @@
         <w:spacing w:line="360" w:lineRule="auto"/>
         <w:ind w:right="157" w:firstLine="720"/>
         <w:jc w:val="both"/>
-      </w:pPr>
-    </w:p>
-    <w:p>
-      <w:pPr>
-        <w:pStyle w:val="BodyText"/>
-        <w:spacing w:line="360" w:lineRule="auto"/>
-        <w:ind w:right="157"/>
-        <w:jc w:val="both"/>
-      </w:pPr>
+        <w:rPr>
+          <w:lang w:val="en-IN" w:eastAsia="en-IN"/>
+        </w:rPr>
+      </w:pPr>
+      <w:r>
+        <w:rPr>
+          <w:lang w:val="en-IN" w:eastAsia="en-IN"/>
+        </w:rPr>
+        <w:t>The You Only Look Once (YOLO) object detection architecture was introduced to perform real-time object detection using a single-stage network. Unlike traditional approaches that require separate region proposal and classification stages, YOLO predicts bounding boxes and class probabilities in a unified framework. This approach provides an efficient foundation for object localization and has influenced the development of real-time PCB inspection systems [2].</w:t>
+      </w:r>
     </w:p>
     <w:p>
       <w:pPr>
@@ -9256,6 +8353,9 @@
         <w:spacing w:line="360" w:lineRule="auto"/>
         <w:ind w:right="157" w:firstLine="720"/>
         <w:jc w:val="both"/>
+        <w:rPr>
+          <w:lang w:val="en-IN" w:eastAsia="en-IN"/>
+        </w:rPr>
       </w:pPr>
     </w:p>
     <w:p>
@@ -9264,26 +8364,58 @@
         <w:spacing w:line="360" w:lineRule="auto"/>
         <w:ind w:right="157" w:firstLine="720"/>
         <w:jc w:val="both"/>
-      </w:pPr>
-      <w:r>
-        <w:t xml:space="preserve">A comprehensive review of deep learning approaches for skin cancer detection was presented to analyze recent advancements in this field. The study discussed the performance of various convolutional neural network architectures and datasets used in medical imaging. It highlighted how deep learning surpasses traditional machine learning methods by automatically learning complex visual features from </w:t>
-      </w:r>
-      <w:proofErr w:type="spellStart"/>
-      <w:r>
-        <w:t>dermoscopic</w:t>
-      </w:r>
-      <w:proofErr w:type="spellEnd"/>
-      <w:r>
-        <w:t xml:space="preserve"> images. The review also identified challenges such as data imbalance, limited interpretability, and the need for more diverse datasets for model generalization [8].</w:t>
-      </w:r>
-    </w:p>
-    <w:p>
-      <w:pPr>
-        <w:pStyle w:val="BodyText"/>
-        <w:spacing w:line="360" w:lineRule="auto"/>
-        <w:ind w:right="157"/>
-        <w:jc w:val="both"/>
-      </w:pPr>
+        <w:rPr>
+          <w:lang w:val="en-IN" w:eastAsia="en-IN"/>
+        </w:rPr>
+      </w:pPr>
+      <w:r>
+        <w:rPr>
+          <w:lang w:val="en-IN" w:eastAsia="en-IN"/>
+        </w:rPr>
+        <w:t xml:space="preserve">A lightweight PCB defect detection algorithm based on an improved YOLOv11s architecture was proposed to improve detection accuracy while reducing computational complexity. The method incorporated an </w:t>
+      </w:r>
+      <w:proofErr w:type="spellStart"/>
+      <w:r>
+        <w:rPr>
+          <w:lang w:val="en-IN" w:eastAsia="en-IN"/>
+        </w:rPr>
+        <w:t>EfficientViT</w:t>
+      </w:r>
+      <w:proofErr w:type="spellEnd"/>
+      <w:r>
+        <w:rPr>
+          <w:lang w:val="en-IN" w:eastAsia="en-IN"/>
+        </w:rPr>
+        <w:t xml:space="preserve"> backbone, a C3k2_Faster_EMA neck, and an improved Wise-</w:t>
+      </w:r>
+      <w:proofErr w:type="spellStart"/>
+      <w:r>
+        <w:rPr>
+          <w:lang w:val="en-IN" w:eastAsia="en-IN"/>
+        </w:rPr>
+        <w:t>IoU</w:t>
+      </w:r>
+      <w:proofErr w:type="spellEnd"/>
+      <w:r>
+        <w:rPr>
+          <w:lang w:val="en-IN" w:eastAsia="en-IN"/>
+        </w:rPr>
+        <w:t xml:space="preserve"> loss function. The proposed approach was evaluated using the </w:t>
+      </w:r>
+      <w:proofErr w:type="spellStart"/>
+      <w:r>
+        <w:rPr>
+          <w:lang w:val="en-IN" w:eastAsia="en-IN"/>
+        </w:rPr>
+        <w:t>DeepPCB</w:t>
+      </w:r>
+      <w:proofErr w:type="spellEnd"/>
+      <w:r>
+        <w:rPr>
+          <w:lang w:val="en-IN" w:eastAsia="en-IN"/>
+        </w:rPr>
+        <w:t xml:space="preserve"> dataset and achieved a reported mAP@50 of 92.3%. The study demonstrated the potential of lightweight deep learning architectures for accurate and efficient PCB defect detection [3].</w:t>
+      </w:r>
     </w:p>
     <w:p>
       <w:pPr>
@@ -9291,17 +8423,9 @@
         <w:spacing w:line="360" w:lineRule="auto"/>
         <w:ind w:right="157" w:firstLine="720"/>
         <w:jc w:val="both"/>
-      </w:pPr>
-      <w:r>
-        <w:t>A systematic review was conducted to evaluate deep learning techniques applied in skin cancer diagnosis. The research categorized methods into segmentation, classification, and hybrid architectures, emphasizing CNN and transformer-based models. It analyzed their performance metrics, dataset diversity, and clinical applicability. The findings revealed that deep learning models consistently achieved higher accuracy than conventional approaches while calling attention to the importance of explainability and data standardization for reliable deployment in healthcare settings [9].</w:t>
-      </w:r>
-    </w:p>
-    <w:p>
-      <w:pPr>
-        <w:pStyle w:val="BodyText"/>
-        <w:spacing w:line="360" w:lineRule="auto"/>
-        <w:ind w:right="157"/>
-        <w:jc w:val="both"/>
+        <w:rPr>
+          <w:lang w:val="en-IN" w:eastAsia="en-IN"/>
+        </w:rPr>
       </w:pPr>
     </w:p>
     <w:p>
@@ -9310,18 +8434,30 @@
         <w:spacing w:line="360" w:lineRule="auto"/>
         <w:ind w:right="157" w:firstLine="720"/>
         <w:jc w:val="both"/>
-      </w:pPr>
-      <w:r>
-        <w:t>A dual-stage segmentation and classification framework was proposed for skin lesion analysis using deep neural networks. The first stage performed lesion segmentation to isolate the region of interest, while the second stage classified the lesion type. This two-step approach allowed more precise localization and feature extraction, resulting in improved diagnostic accuracy. The model achieved superior segmentation quality and classification performance compared to existing baseline CNN architectures [10].</w:t>
-      </w:r>
-    </w:p>
-    <w:p>
-      <w:pPr>
-        <w:pStyle w:val="BodyText"/>
-        <w:spacing w:line="360" w:lineRule="auto"/>
-        <w:ind w:right="157"/>
-        <w:jc w:val="both"/>
-      </w:pPr>
+        <w:rPr>
+          <w:lang w:val="en-IN" w:eastAsia="en-IN"/>
+        </w:rPr>
+      </w:pPr>
+      <w:r>
+        <w:rPr>
+          <w:lang w:val="en-IN" w:eastAsia="en-IN"/>
+        </w:rPr>
+        <w:t xml:space="preserve">The </w:t>
+      </w:r>
+      <w:proofErr w:type="spellStart"/>
+      <w:r>
+        <w:rPr>
+          <w:lang w:val="en-IN" w:eastAsia="en-IN"/>
+        </w:rPr>
+        <w:t>DeepPCB</w:t>
+      </w:r>
+      <w:proofErr w:type="spellEnd"/>
+      <w:r>
+        <w:rPr>
+          <w:lang w:val="en-IN" w:eastAsia="en-IN"/>
+        </w:rPr>
+        <w:t xml:space="preserve"> dataset was introduced to support research in automated PCB defect detection. It contains 1,500 pairs of template and defective PCB images and provides annotations for six defect categories. The dataset enables researchers to evaluate object detection algorithms using standardized PCB defect examples. Its paired-image structure supports the study of visual differences between reference boards and defective boards, making it useful for developing and evaluating automated inspection systems [4].</w:t>
+      </w:r>
     </w:p>
     <w:p>
       <w:pPr>
@@ -9329,26 +8465,10 @@
         <w:spacing w:line="360" w:lineRule="auto"/>
         <w:ind w:right="157" w:firstLine="720"/>
         <w:jc w:val="both"/>
-      </w:pPr>
-      <w:r>
-        <w:t xml:space="preserve">A deep ensemble learning approach was designed for skin lesion classification to improve robustness and accuracy. The system combined multiple CNN models, including </w:t>
-      </w:r>
-      <w:proofErr w:type="spellStart"/>
-      <w:r>
-        <w:t>ResNet</w:t>
-      </w:r>
-      <w:proofErr w:type="spellEnd"/>
-      <w:r>
-        <w:t xml:space="preserve"> and </w:t>
-      </w:r>
-      <w:proofErr w:type="spellStart"/>
-      <w:r>
-        <w:t>DenseNet</w:t>
-      </w:r>
-      <w:proofErr w:type="spellEnd"/>
-      <w:r>
-        <w:t xml:space="preserve"> variants, to aggregate their predictions and reduce overfitting. This ensemble strategy enhanced generalization and provided more reliable outcomes across multiple lesion categories. Experimental validation on large-scale datasets demonstrated that the ensemble model outperformed single-architecture models in both precision and recall. The proposed framework also demonstrated superior stability when tested under cross-dataset scenarios, indicating its adaptability to real-world clinical environments. Furthermore, the integration of model averaging and weighted voting techniques significantly boosted classification confidence and minimized false predictions [11].</w:t>
-      </w:r>
+        <w:rPr>
+          <w:lang w:val="en-IN" w:eastAsia="en-IN"/>
+        </w:rPr>
+      </w:pPr>
     </w:p>
     <w:p>
       <w:pPr>
@@ -9356,7 +8476,23 @@
         <w:spacing w:line="360" w:lineRule="auto"/>
         <w:ind w:right="157" w:firstLine="720"/>
         <w:jc w:val="both"/>
-      </w:pPr>
+        <w:rPr>
+          <w:lang w:val="en-IN" w:eastAsia="en-IN"/>
+        </w:rPr>
+      </w:pPr>
+      <w:r>
+        <w:rPr>
+          <w:lang w:val="en-IN" w:eastAsia="en-IN"/>
+        </w:rPr>
+        <w:t xml:space="preserve">Grad-CAM was introduced as a visual explanation technique for understanding the predictions of deep neural networks. The method uses gradients flowing into convolutional feature maps to generate localization heatmaps that highlight image regions important to a model's prediction. In PCB inspection, gradient-based explanations can help engineers examine which regions influence defect detection decisions and improve the interpretability of deep </w:t>
+      </w:r>
+      <w:r>
+        <w:rPr>
+          <w:lang w:val="en-IN" w:eastAsia="en-IN"/>
+        </w:rPr>
+        <w:lastRenderedPageBreak/>
+        <w:t>learning models [5].</w:t>
+      </w:r>
     </w:p>
     <w:p>
       <w:pPr>
@@ -9364,14 +8500,9 @@
         <w:spacing w:line="360" w:lineRule="auto"/>
         <w:ind w:right="157" w:firstLine="720"/>
         <w:jc w:val="both"/>
-      </w:pPr>
-    </w:p>
-    <w:p>
-      <w:pPr>
-        <w:pStyle w:val="BodyText"/>
-        <w:spacing w:line="360" w:lineRule="auto"/>
-        <w:ind w:right="157"/>
-        <w:jc w:val="both"/>
+        <w:rPr>
+          <w:lang w:val="en-IN" w:eastAsia="en-IN"/>
+        </w:rPr>
       </w:pPr>
     </w:p>
     <w:p>
@@ -9380,7 +8511,16 @@
         <w:spacing w:line="360" w:lineRule="auto"/>
         <w:ind w:right="157" w:firstLine="720"/>
         <w:jc w:val="both"/>
-      </w:pPr>
+        <w:rPr>
+          <w:lang w:val="en-IN" w:eastAsia="en-IN"/>
+        </w:rPr>
+      </w:pPr>
+      <w:r>
+        <w:rPr>
+          <w:lang w:val="en-IN" w:eastAsia="en-IN"/>
+        </w:rPr>
+        <w:t>Grad-CAM++ was proposed as an extension of Grad-CAM to improve the localization of important image regions, particularly when multiple instances of an object appear in an image. It uses higher-order gradient information to generate more detailed visual explanations. This technique provides a useful foundation for investigating multiple defects on a single PCB image, where understanding the regions influencing each prediction is important for reliable inspection [6].</w:t>
+      </w:r>
     </w:p>
     <w:p>
       <w:pPr>
@@ -9388,25 +8528,9 @@
         <w:spacing w:line="360" w:lineRule="auto"/>
         <w:ind w:right="157" w:firstLine="720"/>
         <w:jc w:val="both"/>
-      </w:pPr>
-      <w:r>
-        <w:t xml:space="preserve">A detailed review on deep learning-based skin cancer detection highlighted the effectiveness of CNNs, </w:t>
-      </w:r>
-      <w:proofErr w:type="spellStart"/>
-      <w:r>
-        <w:t>ResNets</w:t>
-      </w:r>
-      <w:proofErr w:type="spellEnd"/>
-      <w:r>
-        <w:t>, and hybrid models in medical image analysis. The study compared the strengths, limitations, and dataset dependencies of these architectures. It emphasized that transfer learning and data augmentation significantly enhance classification performance by addressing data scarcity. Furthermore, the review suggested incorporating explainable AI components to improve clinical acceptance and interpretability of deep models [12].</w:t>
-      </w:r>
-    </w:p>
-    <w:p>
-      <w:pPr>
-        <w:pStyle w:val="BodyText"/>
-        <w:spacing w:line="360" w:lineRule="auto"/>
-        <w:ind w:right="157"/>
-        <w:jc w:val="both"/>
+        <w:rPr>
+          <w:lang w:val="en-IN" w:eastAsia="en-IN"/>
+        </w:rPr>
       </w:pPr>
     </w:p>
     <w:p>
@@ -9415,26 +8539,16 @@
         <w:spacing w:line="360" w:lineRule="auto"/>
         <w:ind w:right="157" w:firstLine="720"/>
         <w:jc w:val="both"/>
-      </w:pPr>
-      <w:r>
-        <w:t xml:space="preserve">A fully convolutional deep learning model, known as FCDS-CNN, was introduced for accurate skin cancer detection from </w:t>
-      </w:r>
-      <w:proofErr w:type="spellStart"/>
-      <w:r>
-        <w:t>dermoscopic</w:t>
-      </w:r>
-      <w:proofErr w:type="spellEnd"/>
-      <w:r>
-        <w:t xml:space="preserve"> images. The system integrated lesion segmentation with classification in a unified framework to enhance both precision and sensitivity. Through multi-level feature extraction and deep layer fusion, the model captured intricate lesion patterns, enabling robust classification across diverse skin types. The results demonstrated notable improvements in accuracy and computational efficiency compared to existing models [13].</w:t>
-      </w:r>
-    </w:p>
-    <w:p>
-      <w:pPr>
-        <w:pStyle w:val="BodyText"/>
-        <w:spacing w:line="360" w:lineRule="auto"/>
-        <w:ind w:right="157"/>
-        <w:jc w:val="both"/>
-      </w:pPr>
+        <w:rPr>
+          <w:lang w:val="en-IN" w:eastAsia="en-IN"/>
+        </w:rPr>
+      </w:pPr>
+      <w:r>
+        <w:rPr>
+          <w:lang w:val="en-IN" w:eastAsia="en-IN"/>
+        </w:rPr>
+        <w:t>Digital twin technology has been studied as a method for representing and monitoring physical systems through digital models. Tao and colleagues reviewed the development of digital twins in industrial applications and discussed their role in integrating physical processes with digital information. In PCB inspection, digital representations can support the visualization of detected components and defects, enabling users to understand inspection results and monitor board quality more effectively [7].</w:t>
+      </w:r>
     </w:p>
     <w:p>
       <w:pPr>
@@ -9442,17 +8556,9 @@
         <w:spacing w:line="360" w:lineRule="auto"/>
         <w:ind w:right="157" w:firstLine="720"/>
         <w:jc w:val="both"/>
-      </w:pPr>
-      <w:r>
-        <w:t>A robust multiclass deep learning framework for skin cancer classification was introduced. The study focused on optimizing model performance through multi-scale feature extraction and balanced training strategies. The model was tested on multiple benchmark datasets and achieved consistent results across diverse lesion types. The authors demonstrated that their system not only improves classification accuracy but also maintains stability across noisy and varied imaging conditions [14].</w:t>
-      </w:r>
-    </w:p>
-    <w:p>
-      <w:pPr>
-        <w:pStyle w:val="BodyText"/>
-        <w:spacing w:line="360" w:lineRule="auto"/>
-        <w:ind w:right="157"/>
-        <w:jc w:val="both"/>
+        <w:rPr>
+          <w:lang w:val="en-IN" w:eastAsia="en-IN"/>
+        </w:rPr>
       </w:pPr>
     </w:p>
     <w:p>
@@ -9461,26 +8567,218 @@
         <w:spacing w:line="360" w:lineRule="auto"/>
         <w:ind w:right="157" w:firstLine="720"/>
         <w:jc w:val="both"/>
-      </w:pPr>
-      <w:r>
-        <w:t xml:space="preserve">An automated skin cancer screening system was proposed to support early diagnosis using deep learning-based image analysis. The model utilized convolutional architectures combined with data augmentation to classify </w:t>
-      </w:r>
-      <w:proofErr w:type="spellStart"/>
-      <w:r>
-        <w:t>dermoscopic</w:t>
-      </w:r>
-      <w:proofErr w:type="spellEnd"/>
-      <w:r>
-        <w:t xml:space="preserve"> images with high accuracy. It efficiently detected melanoma and non-melanoma lesions with minimal preprocessing, making it adaptable for real-world applications. The study validated its approach using clinical datasets and highlighted its potential integration into medical diagnostic </w:t>
-      </w:r>
-      <w:proofErr w:type="gramStart"/>
-      <w:r>
-        <w:t>workflows .</w:t>
-      </w:r>
-      <w:proofErr w:type="gramEnd"/>
-      <w:r>
-        <w:t xml:space="preserve"> Furthermore, the system demonstrated consistent performance across diverse skin types and lesion variations. Its lightweight design also enables deployment on portable devices, facilitating point-of-care screening in remote or resource-limited settings [15].</w:t>
-      </w:r>
+        <w:rPr>
+          <w:lang w:val="en-IN" w:eastAsia="en-IN"/>
+        </w:rPr>
+      </w:pPr>
+      <w:r>
+        <w:rPr>
+          <w:lang w:val="en-IN" w:eastAsia="en-IN"/>
+        </w:rPr>
+        <w:t>Explainable artificial intelligence has become important in industrial applications where automated decisions must be understandable and verifiable. Bhattacharya and Cloutier examined the role of explainable AI in industrial environments and emphasized the importance of transparency in supporting human decision-making. Such approaches are relevant to PCB inspection because quality engineers need to examine detected anomalies and interpret the evidence before deciding whether a board requires further inspection or corrective action [8].</w:t>
+      </w:r>
+    </w:p>
+    <w:p>
+      <w:pPr>
+        <w:pStyle w:val="BodyText"/>
+        <w:spacing w:line="360" w:lineRule="auto"/>
+        <w:ind w:right="157" w:firstLine="720"/>
+        <w:jc w:val="both"/>
+        <w:rPr>
+          <w:lang w:val="en-IN" w:eastAsia="en-IN"/>
+        </w:rPr>
+      </w:pPr>
+    </w:p>
+    <w:p>
+      <w:pPr>
+        <w:pStyle w:val="BodyText"/>
+        <w:spacing w:line="360" w:lineRule="auto"/>
+        <w:ind w:right="157" w:firstLine="720"/>
+        <w:jc w:val="both"/>
+        <w:rPr>
+          <w:lang w:val="en-IN" w:eastAsia="en-IN"/>
+        </w:rPr>
+      </w:pPr>
+      <w:r>
+        <w:rPr>
+          <w:lang w:val="en-IN" w:eastAsia="en-IN"/>
+        </w:rPr>
+        <w:t>The FICS-PCB dataset was developed to support research on automated visual inspection of printed circuit boards. The dataset highlights the challenges of detecting small electronic components and fine-grained visual details. Small object sizes and variations in component appearance make accurate localization difficult for conventional detection models. These challenges emphasize the importance of suitable image resolution, feature extraction, and detection strategies for reliable PCB component inspection [9].</w:t>
+      </w:r>
+    </w:p>
+    <w:p>
+      <w:pPr>
+        <w:pStyle w:val="BodyText"/>
+        <w:spacing w:line="360" w:lineRule="auto"/>
+        <w:ind w:right="157" w:firstLine="720"/>
+        <w:jc w:val="both"/>
+        <w:rPr>
+          <w:lang w:val="en-IN" w:eastAsia="en-IN"/>
+        </w:rPr>
+      </w:pPr>
+    </w:p>
+    <w:p>
+      <w:pPr>
+        <w:pStyle w:val="BodyText"/>
+        <w:spacing w:line="360" w:lineRule="auto"/>
+        <w:ind w:right="157" w:firstLine="720"/>
+        <w:jc w:val="both"/>
+        <w:rPr>
+          <w:lang w:val="en-IN" w:eastAsia="en-IN"/>
+        </w:rPr>
+      </w:pPr>
+      <w:r>
+        <w:rPr>
+          <w:lang w:val="en-IN" w:eastAsia="en-IN"/>
+        </w:rPr>
+        <w:t>The IPC-A-610 standard provides acceptability criteria for electronic assemblies and is widely used to assess assembly workmanship. It establishes requirements for evaluating the quality of electronic assemblies and identifying conditions that may require corrective action. Such standards provide useful domain context for PCB quality assessment. However, automated severity scores must be distinguished from official IPC acceptance decisions unless the implementation has been validated against the applicable standard and its criteria [10].</w:t>
+      </w:r>
+    </w:p>
+    <w:p>
+      <w:pPr>
+        <w:pStyle w:val="BodyText"/>
+        <w:spacing w:line="360" w:lineRule="auto"/>
+        <w:ind w:right="157" w:firstLine="720"/>
+        <w:jc w:val="both"/>
+        <w:rPr>
+          <w:lang w:val="en-IN" w:eastAsia="en-IN"/>
+        </w:rPr>
+      </w:pPr>
+    </w:p>
+    <w:p>
+      <w:pPr>
+        <w:pStyle w:val="BodyText"/>
+        <w:spacing w:line="360" w:lineRule="auto"/>
+        <w:ind w:right="157" w:firstLine="720"/>
+        <w:jc w:val="both"/>
+        <w:rPr>
+          <w:lang w:val="en-IN" w:eastAsia="en-IN"/>
+        </w:rPr>
+      </w:pPr>
+      <w:r>
+        <w:rPr>
+          <w:lang w:val="en-IN" w:eastAsia="en-IN"/>
+        </w:rPr>
+        <w:lastRenderedPageBreak/>
+        <w:t xml:space="preserve">YOLOv11 introduced an object detection architecture designed to provide efficient feature extraction and accurate object localization. Its architecture includes modern convolutional blocks and spatial feature aggregation techniques that support object detection across different scales. These capabilities make YOLO-based </w:t>
+      </w:r>
+      <w:proofErr w:type="gramStart"/>
+      <w:r>
+        <w:rPr>
+          <w:lang w:val="en-IN" w:eastAsia="en-IN"/>
+        </w:rPr>
+        <w:t>models</w:t>
+      </w:r>
+      <w:proofErr w:type="gramEnd"/>
+      <w:r>
+        <w:rPr>
+          <w:lang w:val="en-IN" w:eastAsia="en-IN"/>
+        </w:rPr>
+        <w:t xml:space="preserve"> suitable candidates for PCB inspection, where a system must identify both electronic components and small manufacturing defects within complex board images [11].</w:t>
+      </w:r>
+    </w:p>
+    <w:p>
+      <w:pPr>
+        <w:pStyle w:val="BodyText"/>
+        <w:spacing w:line="360" w:lineRule="auto"/>
+        <w:ind w:right="157" w:firstLine="720"/>
+        <w:jc w:val="both"/>
+        <w:rPr>
+          <w:lang w:val="en-IN" w:eastAsia="en-IN"/>
+        </w:rPr>
+      </w:pPr>
+    </w:p>
+    <w:p>
+      <w:pPr>
+        <w:pStyle w:val="BodyText"/>
+        <w:spacing w:line="360" w:lineRule="auto"/>
+        <w:ind w:right="157" w:firstLine="720"/>
+        <w:jc w:val="both"/>
+        <w:rPr>
+          <w:lang w:val="en-IN" w:eastAsia="en-IN"/>
+        </w:rPr>
+      </w:pPr>
+      <w:r>
+        <w:rPr>
+          <w:lang w:val="en-IN" w:eastAsia="en-IN"/>
+        </w:rPr>
+        <w:t>Deep learning has been extensively investigated for industrial surface defect detection. Chen and colleagues reviewed methods for identifying defects in industrial products and discussed the advantages of learning visual features directly from images. The study also highlighted challenges associated with dataset quality, model generalization, and the combination of multiple detection tasks. These findings support the use of carefully designed inspection pipelines that address the different visual requirements of component detection and defect detection [12].</w:t>
+      </w:r>
+    </w:p>
+    <w:p>
+      <w:pPr>
+        <w:pStyle w:val="BodyText"/>
+        <w:spacing w:line="360" w:lineRule="auto"/>
+        <w:ind w:right="157" w:firstLine="720"/>
+        <w:jc w:val="both"/>
+        <w:rPr>
+          <w:lang w:val="en-IN" w:eastAsia="en-IN"/>
+        </w:rPr>
+      </w:pPr>
+    </w:p>
+    <w:p>
+      <w:pPr>
+        <w:pStyle w:val="BodyText"/>
+        <w:spacing w:line="360" w:lineRule="auto"/>
+        <w:ind w:right="157" w:firstLine="720"/>
+        <w:jc w:val="both"/>
+        <w:rPr>
+          <w:lang w:val="en-IN" w:eastAsia="en-IN"/>
+        </w:rPr>
+      </w:pPr>
+      <w:proofErr w:type="spellStart"/>
+      <w:r>
+        <w:rPr>
+          <w:lang w:val="en-IN" w:eastAsia="en-IN"/>
+        </w:rPr>
+        <w:t>FasterNet</w:t>
+      </w:r>
+      <w:proofErr w:type="spellEnd"/>
+      <w:r>
+        <w:rPr>
+          <w:lang w:val="en-IN" w:eastAsia="en-IN"/>
+        </w:rPr>
+        <w:t xml:space="preserve"> introduced partial convolution as a technique for improving computational efficiency in convolutional neural networks. The approach reduces redundant computation while maintaining useful spatial feature extraction. Computationally efficient architectures are valuable in industrial inspection applications because they can reduce inference costs and support deployment on systems with limited computing resources. Such techniques provide relevant design considerations for developing efficient PCB inspection models [13].</w:t>
+      </w:r>
+    </w:p>
+    <w:p>
+      <w:pPr>
+        <w:pStyle w:val="BodyText"/>
+        <w:spacing w:line="360" w:lineRule="auto"/>
+        <w:ind w:right="157" w:firstLine="720"/>
+        <w:jc w:val="both"/>
+        <w:rPr>
+          <w:lang w:val="en-IN" w:eastAsia="en-IN"/>
+        </w:rPr>
+      </w:pPr>
+    </w:p>
+    <w:p>
+      <w:pPr>
+        <w:pStyle w:val="BodyText"/>
+        <w:spacing w:line="360" w:lineRule="auto"/>
+        <w:ind w:right="157" w:firstLine="720"/>
+        <w:jc w:val="both"/>
+        <w:rPr>
+          <w:lang w:val="en-IN" w:eastAsia="en-IN"/>
+        </w:rPr>
+      </w:pPr>
+      <w:r>
+        <w:rPr>
+          <w:lang w:val="en-IN" w:eastAsia="en-IN"/>
+        </w:rPr>
+        <w:t>Efficient Multi-Scale Attention was proposed to improve feature representation by capturing relationships across spatial dimensions. The method helps neural networks focus on informative features while considering different spatial patterns in an image. In PCB inspection, attention mechanisms may help distinguish small defects from surrounding copper traces, solder regions, and component structures. These capabilities are particularly relevant when detecting visually subtle defects in densely populated circuit boards [14].</w:t>
+      </w:r>
+    </w:p>
+    <w:p>
+      <w:pPr>
+        <w:pStyle w:val="BodyText"/>
+        <w:spacing w:line="360" w:lineRule="auto"/>
+        <w:ind w:right="157" w:firstLine="720"/>
+        <w:jc w:val="both"/>
+        <w:rPr>
+          <w:lang w:val="en-IN" w:eastAsia="en-IN"/>
+        </w:rPr>
+      </w:pPr>
     </w:p>
     <w:p>
       <w:pPr>
@@ -9494,6 +8792,74 @@
           <w:cols w:space="720"/>
         </w:sectPr>
       </w:pPr>
+      <w:r>
+        <w:rPr>
+          <w:lang w:val="en-IN" w:eastAsia="en-IN"/>
+        </w:rPr>
+        <w:t>Wise-</w:t>
+      </w:r>
+      <w:proofErr w:type="spellStart"/>
+      <w:r>
+        <w:rPr>
+          <w:lang w:val="en-IN" w:eastAsia="en-IN"/>
+        </w:rPr>
+        <w:t>IoU</w:t>
+      </w:r>
+      <w:proofErr w:type="spellEnd"/>
+      <w:r>
+        <w:rPr>
+          <w:lang w:val="en-IN" w:eastAsia="en-IN"/>
+        </w:rPr>
+        <w:t xml:space="preserve"> was introduced as a bounding-box regression loss function that dynamically adjusts the contribution of training examples. Its objective is to improve localization learning by managing the influence of different prediction errors during model training. Accurate bounding-box regression is important for PCB defect detection because defects may occupy very small image regions. Improved localization techniques can therefore contribute to more reliable defect identification, particularly when precise defect boundaries are required for subsequent severity analysis</w:t>
+      </w:r>
+      <w:r>
+        <w:rPr>
+          <w:lang w:val="en-IN" w:eastAsia="en-IN"/>
+        </w:rPr>
+        <w:tab/>
+      </w:r>
+      <w:r>
+        <w:rPr>
+          <w:lang w:val="en-IN" w:eastAsia="en-IN"/>
+        </w:rPr>
+        <w:t>and</w:t>
+      </w:r>
+      <w:r>
+        <w:rPr>
+          <w:lang w:val="en-IN" w:eastAsia="en-IN"/>
+        </w:rPr>
+        <w:tab/>
+      </w:r>
+      <w:r>
+        <w:rPr>
+          <w:lang w:val="en-IN" w:eastAsia="en-IN"/>
+        </w:rPr>
+        <w:t>inspection</w:t>
+      </w:r>
+      <w:r>
+        <w:rPr>
+          <w:lang w:val="en-IN" w:eastAsia="en-IN"/>
+        </w:rPr>
+        <w:tab/>
+      </w:r>
+      <w:r>
+        <w:rPr>
+          <w:lang w:val="en-IN" w:eastAsia="en-IN"/>
+        </w:rPr>
+        <w:t>reporting</w:t>
+      </w:r>
+      <w:r>
+        <w:rPr>
+          <w:lang w:val="en-IN" w:eastAsia="en-IN"/>
+        </w:rPr>
+        <w:tab/>
+      </w:r>
+      <w:r>
+        <w:rPr>
+          <w:lang w:val="en-IN" w:eastAsia="en-IN"/>
+        </w:rPr>
+        <w:t>[15]</w:t>
+      </w:r>
     </w:p>
     <w:p>
       <w:pPr>
@@ -9610,183 +8976,35 @@
     <w:p>
       <w:pPr>
         <w:pStyle w:val="BodyText"/>
-        <w:spacing w:before="140" w:line="360" w:lineRule="auto"/>
-        <w:ind w:left="64" w:right="157" w:firstLine="360"/>
-        <w:jc w:val="both"/>
-      </w:pPr>
-      <w:r>
-        <w:t xml:space="preserve">Existing systems for detecting skin cancer lesions face significant challenges in achieving high diagnostic accuracy and generalizability. Traditional approaches rely heavily on manual examination by dermatologists, which is time-consuming, subjective, and prone to human error. Existing automated systems that use single CNN architectures or simple hybrid models often struggle with overfitting, particularly when trained on limited or homogeneous </w:t>
-      </w:r>
-      <w:proofErr w:type="spellStart"/>
-      <w:r>
-        <w:t>dermoscopic</w:t>
-      </w:r>
-      <w:proofErr w:type="spellEnd"/>
-      <w:r>
-        <w:t xml:space="preserve"> datasets. These models also face difficulties in generalizing across diverse skin types, lesion variations, and imaging conditions, resulting in inconsistent performance in real- world clinical </w:t>
-      </w:r>
-      <w:proofErr w:type="gramStart"/>
-      <w:r>
-        <w:t>settings..</w:t>
-      </w:r>
-      <w:proofErr w:type="gramEnd"/>
-    </w:p>
-    <w:p>
-      <w:pPr>
-        <w:pStyle w:val="BodyText"/>
         <w:spacing w:before="158" w:line="360" w:lineRule="auto"/>
         <w:ind w:left="64" w:right="168" w:firstLine="360"/>
         <w:jc w:val="both"/>
-      </w:pPr>
-      <w:r>
-        <w:t>The limitations of current systems hinder their widespread adoption in clinical practice, especially</w:t>
-      </w:r>
-      <w:r>
-        <w:rPr>
-          <w:spacing w:val="-4"/>
-        </w:rPr>
-        <w:t xml:space="preserve"> </w:t>
-      </w:r>
-      <w:r>
-        <w:t>in</w:t>
-      </w:r>
-      <w:r>
-        <w:rPr>
-          <w:spacing w:val="-4"/>
-        </w:rPr>
-        <w:t xml:space="preserve"> </w:t>
-      </w:r>
-      <w:r>
-        <w:t>regions</w:t>
-      </w:r>
-      <w:r>
-        <w:rPr>
-          <w:spacing w:val="-3"/>
-        </w:rPr>
-        <w:t xml:space="preserve"> </w:t>
-      </w:r>
-      <w:r>
-        <w:t>with</w:t>
-      </w:r>
-      <w:r>
-        <w:rPr>
-          <w:spacing w:val="-3"/>
-        </w:rPr>
-        <w:t xml:space="preserve"> </w:t>
-      </w:r>
-      <w:r>
-        <w:t>limited</w:t>
-      </w:r>
-      <w:r>
-        <w:rPr>
-          <w:spacing w:val="-3"/>
-        </w:rPr>
-        <w:t xml:space="preserve"> </w:t>
-      </w:r>
-      <w:r>
-        <w:t>access</w:t>
-      </w:r>
-      <w:r>
-        <w:rPr>
-          <w:spacing w:val="-3"/>
-        </w:rPr>
-        <w:t xml:space="preserve"> </w:t>
-      </w:r>
-      <w:r>
-        <w:t>to</w:t>
-      </w:r>
-      <w:r>
-        <w:rPr>
-          <w:spacing w:val="-3"/>
-        </w:rPr>
-        <w:t xml:space="preserve"> </w:t>
-      </w:r>
-      <w:r>
-        <w:t>dermatological</w:t>
-      </w:r>
-      <w:r>
-        <w:rPr>
-          <w:spacing w:val="-3"/>
-        </w:rPr>
-        <w:t xml:space="preserve"> </w:t>
-      </w:r>
-      <w:r>
-        <w:t>specialists.</w:t>
-      </w:r>
-      <w:r>
-        <w:rPr>
-          <w:spacing w:val="-3"/>
-        </w:rPr>
-        <w:t xml:space="preserve"> </w:t>
-      </w:r>
-      <w:r>
-        <w:t>There</w:t>
-      </w:r>
-      <w:r>
-        <w:rPr>
-          <w:spacing w:val="-3"/>
-        </w:rPr>
-        <w:t xml:space="preserve"> </w:t>
-      </w:r>
-      <w:r>
-        <w:t>is</w:t>
-      </w:r>
-      <w:r>
-        <w:rPr>
-          <w:spacing w:val="-3"/>
-        </w:rPr>
-        <w:t xml:space="preserve"> </w:t>
-      </w:r>
-      <w:r>
-        <w:t>a</w:t>
-      </w:r>
-      <w:r>
-        <w:rPr>
-          <w:spacing w:val="-3"/>
-        </w:rPr>
-        <w:t xml:space="preserve"> </w:t>
-      </w:r>
-      <w:r>
-        <w:t>clear</w:t>
-      </w:r>
-      <w:r>
-        <w:rPr>
-          <w:spacing w:val="-4"/>
-        </w:rPr>
-        <w:t xml:space="preserve"> </w:t>
-      </w:r>
-      <w:r>
-        <w:t>need</w:t>
-      </w:r>
-      <w:r>
-        <w:rPr>
-          <w:spacing w:val="-3"/>
-        </w:rPr>
-        <w:t xml:space="preserve"> </w:t>
-      </w:r>
-      <w:r>
-        <w:t>for</w:t>
-      </w:r>
-      <w:r>
-        <w:rPr>
-          <w:spacing w:val="-3"/>
-        </w:rPr>
-        <w:t xml:space="preserve"> </w:t>
-      </w:r>
-      <w:r>
-        <w:t>a robust, accurate, and efficient hybrid deep learning system that can reliably detect skin cancer, generalize well across diverse datasets, and support early diagnosis to improve patient</w:t>
-      </w:r>
-      <w:r>
-        <w:rPr>
-          <w:spacing w:val="40"/>
-        </w:rPr>
-        <w:t xml:space="preserve"> </w:t>
-      </w:r>
-      <w:r>
-        <w:rPr>
-          <w:spacing w:val="-2"/>
-        </w:rPr>
-        <w:t>outcomes.</w:t>
+        <w:rPr>
+          <w:lang w:val="en-IN"/>
+        </w:rPr>
+      </w:pPr>
+      <w:r>
+        <w:rPr>
+          <w:lang w:val="en-IN"/>
+        </w:rPr>
+        <w:t>Existing PCB inspection systems face significant challenges in achieving accurate and reliable defect detection. Traditional methods rely on manual visual inspection, which is time-consuming, subjective, and prone to human error. Conventional Automated Optical Inspection (AOI) systems use template comparison techniques that can produce false-positive results due to variations in lighting, camera angles, and board surfaces. Existing deep learning-based systems also have limitations in detecting microscopic PCB defects and identifying electronic components accurately.</w:t>
+      </w:r>
+    </w:p>
+    <w:p>
+      <w:pPr>
+        <w:pStyle w:val="BodyText"/>
+        <w:spacing w:before="158" w:line="360" w:lineRule="auto"/>
+        <w:ind w:left="64" w:right="168" w:firstLine="360"/>
+        <w:jc w:val="both"/>
+        <w:rPr>
+          <w:lang w:val="en-IN"/>
+        </w:rPr>
+      </w:pPr>
+      <w:r>
+        <w:rPr>
+          <w:lang w:val="en-IN"/>
+        </w:rPr>
+        <w:t>Furthermore, many existing systems operate as black-box models, providing limited visual explanations for their predictions. They often lack integrated defect severity assessment, PCB quality scoring, and corrective repair recommendations. These limitations make it difficult for quality engineers to verify inspection results and make informed decisions. Therefore, there is a need for an integrated PCB inspection system that combines accurate defect and component detection, visual explainability, severity analysis, quality assessment, and repair guidance to support reliable and efficient electronic manufacturing.</w:t>
       </w:r>
     </w:p>
     <w:p>
@@ -9837,244 +9055,54 @@
     <w:p>
       <w:pPr>
         <w:pStyle w:val="BodyText"/>
-        <w:spacing w:before="140" w:line="360" w:lineRule="auto"/>
-        <w:ind w:left="64" w:right="162" w:firstLine="360"/>
-        <w:jc w:val="both"/>
-      </w:pPr>
-      <w:r>
-        <w:t xml:space="preserve">Skin cancer often progresses silently in its early stages, making timely diagnosis crucial to prevent severe complications and improve patient survival rates. Current diagnostic methods rely heavily on manual examination by dermatologists, which is time-consuming, subjective, and prone to human error. Automated systems based on single CNN models or simple hybrid approaches face challenges in generalization, as they are prone to overfitting, particularly when trained on small or homogeneous </w:t>
-      </w:r>
-      <w:proofErr w:type="spellStart"/>
-      <w:r>
-        <w:t>dermoscopic</w:t>
-      </w:r>
-      <w:proofErr w:type="spellEnd"/>
-      <w:r>
-        <w:t xml:space="preserve"> datasets. Additionally, these systems are vulnerable</w:t>
-      </w:r>
-      <w:r>
-        <w:rPr>
-          <w:spacing w:val="-2"/>
-        </w:rPr>
-        <w:t xml:space="preserve"> </w:t>
-      </w:r>
-      <w:r>
-        <w:t>to</w:t>
-      </w:r>
-      <w:r>
-        <w:rPr>
-          <w:spacing w:val="-2"/>
-        </w:rPr>
-        <w:t xml:space="preserve"> </w:t>
-      </w:r>
-      <w:r>
-        <w:t>performance</w:t>
-      </w:r>
-      <w:r>
-        <w:rPr>
-          <w:spacing w:val="-2"/>
-        </w:rPr>
-        <w:t xml:space="preserve"> </w:t>
-      </w:r>
-      <w:r>
-        <w:t>degradation</w:t>
-      </w:r>
-      <w:r>
-        <w:rPr>
-          <w:spacing w:val="-1"/>
-        </w:rPr>
-        <w:t xml:space="preserve"> </w:t>
-      </w:r>
-      <w:r>
-        <w:t>due</w:t>
-      </w:r>
-      <w:r>
-        <w:rPr>
-          <w:spacing w:val="-1"/>
-        </w:rPr>
-        <w:t xml:space="preserve"> </w:t>
-      </w:r>
-      <w:r>
-        <w:t>to</w:t>
-      </w:r>
-      <w:r>
-        <w:rPr>
-          <w:spacing w:val="-2"/>
-        </w:rPr>
-        <w:t xml:space="preserve"> </w:t>
-      </w:r>
-      <w:r>
-        <w:t>noise,</w:t>
-      </w:r>
-      <w:r>
-        <w:rPr>
-          <w:spacing w:val="-1"/>
-        </w:rPr>
-        <w:t xml:space="preserve"> </w:t>
-      </w:r>
-      <w:r>
-        <w:t>artifacts,</w:t>
-      </w:r>
-      <w:r>
-        <w:rPr>
-          <w:spacing w:val="-3"/>
-        </w:rPr>
-        <w:t xml:space="preserve"> </w:t>
-      </w:r>
-      <w:r>
-        <w:t>occlusions</w:t>
-      </w:r>
-      <w:r>
-        <w:rPr>
-          <w:spacing w:val="-2"/>
-        </w:rPr>
-        <w:t xml:space="preserve"> </w:t>
-      </w:r>
-      <w:r>
-        <w:t>(such</w:t>
-      </w:r>
-      <w:r>
-        <w:rPr>
-          <w:spacing w:val="-2"/>
-        </w:rPr>
-        <w:t xml:space="preserve"> </w:t>
-      </w:r>
-      <w:r>
-        <w:t>as</w:t>
-      </w:r>
-      <w:r>
-        <w:rPr>
-          <w:spacing w:val="-1"/>
-        </w:rPr>
-        <w:t xml:space="preserve"> </w:t>
-      </w:r>
-      <w:r>
-        <w:t>hair</w:t>
-      </w:r>
-      <w:r>
-        <w:rPr>
-          <w:spacing w:val="-3"/>
-        </w:rPr>
-        <w:t xml:space="preserve"> </w:t>
-      </w:r>
-      <w:r>
-        <w:t>or</w:t>
-      </w:r>
-      <w:r>
-        <w:rPr>
-          <w:spacing w:val="-1"/>
-        </w:rPr>
-        <w:t xml:space="preserve"> </w:t>
-      </w:r>
-      <w:r>
-        <w:t>uneven lighting), and class imbalances, leading to inconsistent and unreliable diagnostic results.</w:t>
-      </w:r>
-    </w:p>
-    <w:p>
-      <w:pPr>
-        <w:pStyle w:val="BodyText"/>
         <w:spacing w:before="159" w:line="360" w:lineRule="auto"/>
         <w:ind w:left="64" w:right="159" w:firstLine="360"/>
         <w:jc w:val="both"/>
-      </w:pPr>
-      <w:r>
-        <w:t>Furthermore, existing models fail to fully leverage the complementary strengths of multiple</w:t>
-      </w:r>
-      <w:r>
-        <w:rPr>
-          <w:spacing w:val="-4"/>
-        </w:rPr>
-        <w:t xml:space="preserve"> </w:t>
-      </w:r>
-      <w:r>
-        <w:t>architectures,</w:t>
-      </w:r>
-      <w:r>
-        <w:rPr>
-          <w:spacing w:val="-3"/>
-        </w:rPr>
-        <w:t xml:space="preserve"> </w:t>
-      </w:r>
-      <w:r>
-        <w:t>limiting</w:t>
-      </w:r>
-      <w:r>
-        <w:rPr>
-          <w:spacing w:val="-3"/>
-        </w:rPr>
-        <w:t xml:space="preserve"> </w:t>
-      </w:r>
-      <w:r>
-        <w:t>their</w:t>
-      </w:r>
-      <w:r>
-        <w:rPr>
-          <w:spacing w:val="-4"/>
-        </w:rPr>
-        <w:t xml:space="preserve"> </w:t>
-      </w:r>
-      <w:r>
-        <w:t>ability</w:t>
-      </w:r>
-      <w:r>
-        <w:rPr>
-          <w:spacing w:val="-3"/>
-        </w:rPr>
-        <w:t xml:space="preserve"> </w:t>
-      </w:r>
-      <w:r>
-        <w:t>to</w:t>
-      </w:r>
-      <w:r>
-        <w:rPr>
-          <w:spacing w:val="-4"/>
-        </w:rPr>
-        <w:t xml:space="preserve"> </w:t>
-      </w:r>
-      <w:r>
-        <w:t>capture</w:t>
-      </w:r>
-      <w:r>
-        <w:rPr>
-          <w:spacing w:val="-3"/>
-        </w:rPr>
-        <w:t xml:space="preserve"> </w:t>
-      </w:r>
-      <w:r>
-        <w:t>both</w:t>
-      </w:r>
-      <w:r>
-        <w:rPr>
-          <w:spacing w:val="-3"/>
-        </w:rPr>
-        <w:t xml:space="preserve"> </w:t>
-      </w:r>
-      <w:r>
-        <w:t>fine-grained</w:t>
-      </w:r>
-      <w:r>
-        <w:rPr>
-          <w:spacing w:val="-3"/>
-        </w:rPr>
-        <w:t xml:space="preserve"> </w:t>
-      </w:r>
-      <w:r>
-        <w:t>local</w:t>
-      </w:r>
-      <w:r>
-        <w:rPr>
-          <w:spacing w:val="-3"/>
-        </w:rPr>
-        <w:t xml:space="preserve"> </w:t>
-      </w:r>
-      <w:r>
-        <w:t>features. The lack of a robust, accurate, and scalable solution for real-time skin cancer detection hinders early diagnosis and where access to specialized dermatological care is constrained.</w:t>
-      </w:r>
-    </w:p>
-    <w:p>
-      <w:pPr>
-        <w:pStyle w:val="BodyText"/>
-        <w:spacing w:line="360" w:lineRule="auto"/>
+        <w:rPr>
+          <w:lang w:val="en-IN"/>
+        </w:rPr>
+      </w:pPr>
+      <w:r>
+        <w:rPr>
+          <w:lang w:val="en-IN"/>
+        </w:rPr>
+        <w:t xml:space="preserve">PCB defects can affect electronic system reliability and performance, making timely detection essential to prevent failures and improve product quality. Current inspection methods rely heavily on manual examination or automated optical inspection, which can be time-consuming, subjective, and prone to human error. Automated systems based on single deep learning models face challenges in </w:t>
+      </w:r>
+      <w:r>
+        <w:rPr>
+          <w:lang w:val="en-IN"/>
+        </w:rPr>
+        <w:t>generalisation</w:t>
+      </w:r>
+      <w:r>
+        <w:rPr>
+          <w:lang w:val="en-IN"/>
+        </w:rPr>
+        <w:t>, as they may struggle to detect microscopic defects across complex PCB layouts. Additionally, these systems are vulnerable to variations in lighting, image noise, overlapping features, and small defect sizes, leading to inconsistent detection results.</w:t>
+      </w:r>
+    </w:p>
+    <w:p>
+      <w:pPr>
+        <w:pStyle w:val="BodyText"/>
+        <w:spacing w:before="159" w:line="360" w:lineRule="auto"/>
+        <w:ind w:left="64" w:right="159" w:firstLine="360"/>
+        <w:jc w:val="both"/>
+        <w:rPr>
+          <w:lang w:val="en-IN"/>
+        </w:rPr>
+      </w:pPr>
+      <w:r>
+        <w:rPr>
+          <w:lang w:val="en-IN"/>
+        </w:rPr>
+        <w:t>Furthermore, existing models often lack explainability, severity assessment, quality scoring, and corrective recommendations, limiting their usefulness for reliable inspection. The absence of an integrated, transparent, and scalable solution for PCB defect detection hinders efficient quality control and informed decision-making in electronics manufacturing.</w:t>
+      </w:r>
+    </w:p>
+    <w:p>
+      <w:pPr>
+        <w:pStyle w:val="BodyText"/>
+        <w:spacing w:before="159" w:line="360" w:lineRule="auto"/>
+        <w:ind w:left="64" w:right="159" w:firstLine="360"/>
         <w:jc w:val="both"/>
         <w:sectPr>
           <w:pgSz w:w="11920" w:h="16860"/>
@@ -10260,7 +9288,8 @@
           <w:tab w:val="left" w:pos="3699"/>
         </w:tabs>
         <w:rPr>
-          <w:sz w:val="24"/>
+          <w:spacing w:val="-5"/>
+          <w:lang w:val="en-IN"/>
         </w:rPr>
       </w:pPr>
       <w:r>
@@ -10302,7 +9331,28 @@
           <w:spacing w:val="-5"/>
           <w:sz w:val="24"/>
         </w:rPr>
-        <w:t>i5.</w:t>
+        <w:t>i5</w:t>
+      </w:r>
+      <w:r>
+        <w:rPr>
+          <w:spacing w:val="-5"/>
+          <w:sz w:val="24"/>
+        </w:rPr>
+        <w:t xml:space="preserve"> </w:t>
+      </w:r>
+      <w:r>
+        <w:rPr>
+          <w:spacing w:val="-5"/>
+          <w:lang w:val="en-IN"/>
+        </w:rPr>
+        <w:t>/ Core i7</w:t>
+      </w:r>
+      <w:r>
+        <w:rPr>
+          <w:spacing w:val="-5"/>
+          <w:sz w:val="24"/>
+        </w:rPr>
+        <w:t>.</w:t>
       </w:r>
     </w:p>
     <w:p>
@@ -12939,7 +11989,7 @@
           </mc:Choice>
           <mc:Fallback>
             <w:pict>
-              <v:line w14:anchorId="03AD4513" id="Straight Connector 28" o:spid="_x0000_s1026" style="position:absolute;z-index:251663872;visibility:visible;mso-wrap-style:square;mso-wrap-distance-left:9pt;mso-wrap-distance-top:0;mso-wrap-distance-right:9pt;mso-wrap-distance-bottom:0;mso-position-horizontal:absolute;mso-position-horizontal-relative:text;mso-position-vertical:absolute;mso-position-vertical-relative:text" from="-.15pt,26pt" to="-.15pt,54.2pt" o:gfxdata="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" strokecolor="#4579b8 [3044]"/>
+              <v:line w14:anchorId="3FC9E5B8" id="Straight Connector 28" o:spid="_x0000_s1026" style="position:absolute;z-index:251663872;visibility:visible;mso-wrap-style:square;mso-wrap-distance-left:9pt;mso-wrap-distance-top:0;mso-wrap-distance-right:9pt;mso-wrap-distance-bottom:0;mso-position-horizontal:absolute;mso-position-horizontal-relative:text;mso-position-vertical:absolute;mso-position-vertical-relative:text" from="-.15pt,26pt" to="-.15pt,54.2pt" o:gfxdata="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" strokecolor="#4579b8 [3044]"/>
             </w:pict>
           </mc:Fallback>
         </mc:AlternateContent>
@@ -14050,7 +13100,7 @@
           </mc:Choice>
           <mc:Fallback>
             <w:pict>
-              <v:shapetype w14:anchorId="6099C75B" id="_x0000_t75" coordsize="21600,21600" o:spt="75" o:preferrelative="t" path="m@4@5l@4@11@9@11@9@5xe" filled="f" stroked="f">
+              <v:shapetype w14:anchorId="5B53C75B" id="_x0000_t75" coordsize="21600,21600" o:spt="75" o:preferrelative="t" path="m@4@5l@4@11@9@11@9@5xe" filled="f" stroked="f">
                 <v:stroke joinstyle="miter"/>
                 <v:formulas>
                   <v:f eqn="if lineDrawn pixelLineWidth 0"/>
